--- a/kb/papers/b2o3_bo_lpsc16_methods_2026_10_20.docx
+++ b/kb/papers/b2o3_bo_lpsc16_methods_2026_10_20.docx
@@ -26,7 +26,7 @@
         <w:rPr>
           <w:vertAlign w:val="superscript"/>
         </w:rPr>
-        <w:t xml:space="preserve">1,2</w:t>
+        <w:t xml:space="preserve">[1–4]</w:t>
       </w:r>
       <w:r>
         <w:t xml:space="preserve"> Pseudopotentials from the SSSP efficiency library (ultrasoft for Li, B, P, S, and Cl; projector augmented-wave (PAW) for O) were used with kinetic energy cutoffs of 60 Ry for the wavefunctions and 480 Ry for the charge density.</w:t>
@@ -35,7 +35,7 @@
         <w:rPr>
           <w:vertAlign w:val="superscript"/>
         </w:rPr>
-        <w:t xml:space="preserve">3</w:t>
+        <w:t xml:space="preserve">[5]</w:t>
       </w:r>
       <w:r>
         <w:t xml:space="preserve"> The Brillouin zone was sampled with Γ-centered Monkhorst–Pack grids, and Marzari–Vanderbilt smearing of 0.01 Ry was applied.</w:t>
@@ -44,7 +44,7 @@
         <w:rPr>
           <w:vertAlign w:val="superscript"/>
         </w:rPr>
-        <w:t xml:space="preserve">4</w:t>
+        <w:t xml:space="preserve">[6]</w:t>
       </w:r>
       <w:r>
         <w:t xml:space="preserve"> Ionic positions were relaxed until all force components fell below 10</w:t>
@@ -176,16 +176,16 @@
         <w:t xml:space="preserve">+</w:t>
       </w:r>
       <w:r>
-        <w:t xml:space="preserve"> disorder was sampled with the Universal Model for Atoms (UMA) machine-learning interatomic potential</w:t>
-      </w:r>
-      <w:r>
-        <w:rPr>
-          <w:vertAlign w:val="superscript"/>
-        </w:rPr>
-        <w:t xml:space="preserve">5</w:t>
-      </w:r>
-      <w:r>
-        <w:t xml:space="preserve">: the 45 distributions of S</w:t>
+        <w:t xml:space="preserve"> disorder was sampled with the Universal Model for Atoms (UMA) machine-learning interatomic potential:</w:t>
+      </w:r>
+      <w:r>
+        <w:rPr>
+          <w:vertAlign w:val="superscript"/>
+        </w:rPr>
+        <w:t xml:space="preserve">[7]</w:t>
+      </w:r>
+      <w:r>
+        <w:t xml:space="preserve"> the 45 distributions of S</w:t>
       </w:r>
       <w:r>
         <w:rPr>
@@ -586,7 +586,7 @@
         <w:rPr>
           <w:vertAlign w:val="superscript"/>
         </w:rPr>
-        <w:t xml:space="preserve">6</w:t>
+        <w:t xml:space="preserve">[8]</w:t>
       </w:r>
       <w:r>
         <w:t xml:space="preserve"> and the ions were finally relaxed at </w:t>
@@ -629,7 +629,7 @@
         <w:rPr>
           <w:vertAlign w:val="superscript"/>
         </w:rPr>
-        <w:t xml:space="preserve">5,7</w:t>
+        <w:t xml:space="preserve">[7,9]</w:t>
       </w:r>
       <w:r>
         <w:t xml:space="preserve"> The </w:t>
@@ -1066,7 +1066,7 @@
         <w:rPr>
           <w:vertAlign w:val="superscript"/>
         </w:rPr>
-        <w:t xml:space="preserve">8,9</w:t>
+        <w:t xml:space="preserve">[10,11]</w:t>
       </w:r>
       <w:r>
         <w:t xml:space="preserve"> On a grid with ~0.25 Å spacing, the bond valence sum of a Li</w:t>
@@ -1390,7 +1390,7 @@
         <w:rPr>
           <w:vertAlign w:val="superscript"/>
         </w:rPr>
-        <w:t xml:space="preserve">10</w:t>
+        <w:t xml:space="preserve">[12]</w:t>
       </w:r>
       <w:r>
         <w:t xml:space="preserve"> and were broadened with a 0.05 eV Gaussian for display. Energies were referenced to the valence band maximum (VBM), which was taken from the Kohn–Sham eigenvalues of a fixed-occupation calculation. The electron localization function (ELF) was calculated from the SCF valence density,</w:t>
@@ -1399,7 +1399,7 @@
         <w:rPr>
           <w:vertAlign w:val="superscript"/>
         </w:rPr>
-        <w:t xml:space="preserve">11</w:t>
+        <w:t xml:space="preserve">[13]</w:t>
       </w:r>
       <w:r>
         <w:t xml:space="preserve"> and its value at the bond midpoint was averaged over all bonds of each type (bonds identified within 2.15, 1.9, 2.3, 2.9, and 2.95 Å for B–S, P–O, P–S, Li–S, and Li–Cl, respectively).</w:t>
@@ -1417,7 +1417,7 @@
         <w:rPr>
           <w:vertAlign w:val="superscript"/>
         </w:rPr>
-        <w:t xml:space="preserve">12</w:t>
+        <w:t xml:space="preserve">[14]</w:t>
       </w:r>
       <w:r>
         <w:t xml:space="preserve"> was performed with LOBSTER 5.1.1.</w:t>
@@ -1426,7 +1426,7 @@
         <w:rPr>
           <w:vertAlign w:val="superscript"/>
         </w:rPr>
-        <w:t xml:space="preserve">13,14</w:t>
+        <w:t xml:space="preserve">[15,16]</w:t>
       </w:r>
       <w:r>
         <w:t xml:space="preserve"> Because LOBSTER requires PAW wavefunctions, the SCF and non-self-consistent (no symmetry, 960 bands) calculations were repeated on the same structure with PAW datasets from PSlibrary,</w:t>
@@ -1435,7 +1435,7 @@
         <w:rPr>
           <w:vertAlign w:val="superscript"/>
         </w:rPr>
-        <w:t xml:space="preserve">15</w:t>
+        <w:t xml:space="preserve">[17]</w:t>
       </w:r>
       <w:r>
         <w:t xml:space="preserve"> and the wavefunctions were projected onto the pbeVaspFit2015 basis (Li 1</w:t>
@@ -1541,137 +1541,638 @@
     </w:p>
     <w:p>
       <w:pPr>
+        <w:tabs>
+          <w:tab w:val="left" w:pos="480"/>
+        </w:tabs>
         <w:spacing w:after="0" w:line="480" w:lineRule="auto"/>
         <w:ind w:left="480" w:hanging="480"/>
       </w:pPr>
       <w:r>
-        <w:t xml:space="preserve">[1] P. Giannozzi, S. Baroni, N. Bonini, M. Calandra, R. Car, C. Cavazzoni, D. Ceresoli, G. L. Chiarotti, M. Cococcioni, I. Dabo, A. Dal Corso, S. de Gironcoli, S. Fabris, G. Fratesi, R. Gebauer, U. Gerstmann, C. Gougoussis, A. Kokalj, M. Lazzeri, L. Martin-Samos, N. Marzari, F. Mauri, R. Mazzarello, S. Paolini, A. Pasquarello, L. Paulatto, C. Sbraccia, S. Scandolo, G. Sclauzero, A. P. Seitsonen, A. Smogunov, P. Umari, R. M. Wentzcovitch, QUANTUM ESPRESSO: a modular and open-source software project for quantum simulations of materials, J. Phys.: Condens. Matter 21 (2009) 395502. https://doi.org/10.1088/0953-8984/21/39/395502.</w:t>
+        <w:t xml:space="preserve">1.</w:t>
+      </w:r>
+      <w:r>
+        <w:tab/>
+      </w:r>
+      <w:r>
+        <w:t xml:space="preserve">P. Giannozzi, S. Baroni, N. Bonini, M. Calandra, R. Car, C. Cavazzoni, D. Ceresoli, G. L. Chiarotti, M. Cococcioni, I. Dabo, A. Dal Corso, S. de Gironcoli, S. Fabris, G. Fratesi, R. Gebauer, U. Gerstmann, C. Gougoussis, A. Kokalj, M. Lazzeri, L. Martin-Samos, N. Marzari, F. Mauri, R. Mazzarello, S. Paolini, A. Pasquarello, L. Paulatto, C. Sbraccia, S. Scandolo, G. Sclauzero, A. P. Seitsonen, A. Smogunov, P. Umari, R. M. Wentzcovitch, </w:t>
+      </w:r>
+      <w:r>
+        <w:rPr>
+          <w:i/>
+          <w:iCs/>
+        </w:rPr>
+        <w:t xml:space="preserve">J. Phys.: Condens. Matter</w:t>
+      </w:r>
+      <w:r>
+        <w:t xml:space="preserve"> 2009, </w:t>
+      </w:r>
+      <w:r>
+        <w:rPr>
+          <w:i/>
+          <w:iCs/>
+        </w:rPr>
+        <w:t xml:space="preserve">21</w:t>
+      </w:r>
+      <w:r>
+        <w:t xml:space="preserve">, 395502.</w:t>
       </w:r>
     </w:p>
     <w:p>
       <w:pPr>
+        <w:tabs>
+          <w:tab w:val="left" w:pos="480"/>
+        </w:tabs>
         <w:spacing w:after="0" w:line="480" w:lineRule="auto"/>
         <w:ind w:left="480" w:hanging="480"/>
       </w:pPr>
       <w:r>
-        <w:t xml:space="preserve">[2] J. P. Perdew, K. Burke, M. Ernzerhof, Generalized gradient approximation made simple, Phys. Rev. Lett. 77 (1996) 3865–3868. https://doi.org/10.1103/PhysRevLett.77.3865.</w:t>
+        <w:t xml:space="preserve">2.</w:t>
+      </w:r>
+      <w:r>
+        <w:tab/>
+      </w:r>
+      <w:r>
+        <w:t xml:space="preserve">P. Giannozzi, O. Andreussi, T. Brumme, O. Bunau, M. Buongiorno Nardelli, M. Calandra, R. Car, C. Cavazzoni, D. Ceresoli, M. Cococcioni, N. Colonna, I. Carnimeo, A. Dal Corso, S. de Gironcoli, P. Delugas, R. A. DiStasio Jr., A. Ferretti, A. Floris, G. Fratesi, G. Fugallo, R. Gebauer, U. Gerstmann, F. Giustino, T. Gorni, J. Jia, M. Kawamura, H.-Y. Ko, A. Kokalj, E. Küçükbenli, M. Lazzeri, M. Marsili, N. Marzari, F. Mauri, N. L. Nguyen, H.-V. Nguyen, A. Otero-de-la-Roza, L. Paulatto, S. Poncé, D. Rocca, R. Sabatini, B. Santra, M. Schlipf, A. P. Seitsonen, A. Smogunov, I. Timrov, T. Thonhauser, P. Umari, N. Vast, X. Wu, S. Baroni, </w:t>
+      </w:r>
+      <w:r>
+        <w:rPr>
+          <w:i/>
+          <w:iCs/>
+        </w:rPr>
+        <w:t xml:space="preserve">J. Phys.: Condens. Matter</w:t>
+      </w:r>
+      <w:r>
+        <w:t xml:space="preserve"> 2017, </w:t>
+      </w:r>
+      <w:r>
+        <w:rPr>
+          <w:i/>
+          <w:iCs/>
+        </w:rPr>
+        <w:t xml:space="preserve">29</w:t>
+      </w:r>
+      <w:r>
+        <w:t xml:space="preserve">, 465901.</w:t>
       </w:r>
     </w:p>
     <w:p>
       <w:pPr>
+        <w:tabs>
+          <w:tab w:val="left" w:pos="480"/>
+        </w:tabs>
         <w:spacing w:after="0" w:line="480" w:lineRule="auto"/>
         <w:ind w:left="480" w:hanging="480"/>
       </w:pPr>
       <w:r>
-        <w:t xml:space="preserve">[3] G. Prandini, A. Marrazzo, I. E. Castelli, N. Mounet, N. Marzari, Precision and efficiency in solid-state pseudopotential calculations, npj Comput. Mater. 4 (2018) 72. https://doi.org/10.1038/s41524-018-0127-2.</w:t>
+        <w:t xml:space="preserve">3.</w:t>
+      </w:r>
+      <w:r>
+        <w:tab/>
+      </w:r>
+      <w:r>
+        <w:t xml:space="preserve">P. Giannozzi, O. Baseggio, P. Bonfà, D. Brunato, R. Car, I. Carnimeo, C. Cavazzoni, S. de Gironcoli, P. Delugas, F. Ferrari Ruffino, A. Ferretti, N. Marzari, I. Timrov, A. Urru, S. Baroni, </w:t>
+      </w:r>
+      <w:r>
+        <w:rPr>
+          <w:i/>
+          <w:iCs/>
+        </w:rPr>
+        <w:t xml:space="preserve">J. Chem. Phys.</w:t>
+      </w:r>
+      <w:r>
+        <w:t xml:space="preserve"> 2020, </w:t>
+      </w:r>
+      <w:r>
+        <w:rPr>
+          <w:i/>
+          <w:iCs/>
+        </w:rPr>
+        <w:t xml:space="preserve">152</w:t>
+      </w:r>
+      <w:r>
+        <w:t xml:space="preserve">, 154105.</w:t>
       </w:r>
     </w:p>
     <w:p>
       <w:pPr>
+        <w:tabs>
+          <w:tab w:val="left" w:pos="480"/>
+        </w:tabs>
         <w:spacing w:after="0" w:line="480" w:lineRule="auto"/>
         <w:ind w:left="480" w:hanging="480"/>
       </w:pPr>
       <w:r>
-        <w:t xml:space="preserve">[4] N. Marzari, D. Vanderbilt, A. De Vita, M. C. Payne, Thermal contraction and disordering of the Al(110) surface, Phys. Rev. Lett. 82 (1999) 3296–3299. https://doi.org/10.1103/PhysRevLett.82.3296.</w:t>
+        <w:t xml:space="preserve">4.</w:t>
+      </w:r>
+      <w:r>
+        <w:tab/>
+      </w:r>
+      <w:r>
+        <w:t xml:space="preserve">J. P. Perdew, K. Burke, M. Ernzerhof, </w:t>
+      </w:r>
+      <w:r>
+        <w:rPr>
+          <w:i/>
+          <w:iCs/>
+        </w:rPr>
+        <w:t xml:space="preserve">Phys. Rev. Lett.</w:t>
+      </w:r>
+      <w:r>
+        <w:t xml:space="preserve"> 1996, </w:t>
+      </w:r>
+      <w:r>
+        <w:rPr>
+          <w:i/>
+          <w:iCs/>
+        </w:rPr>
+        <w:t xml:space="preserve">77</w:t>
+      </w:r>
+      <w:r>
+        <w:t xml:space="preserve">, 3865–3868.</w:t>
       </w:r>
     </w:p>
     <w:p>
       <w:pPr>
+        <w:tabs>
+          <w:tab w:val="left" w:pos="480"/>
+        </w:tabs>
         <w:spacing w:after="0" w:line="480" w:lineRule="auto"/>
         <w:ind w:left="480" w:hanging="480"/>
       </w:pPr>
       <w:r>
-        <w:t xml:space="preserve">[5] B. M. Wood, M. Dzamba, X. Fu, M. Gao, M. Shuaibi, et al., UMA: A family of universal models for atoms, Adv. Neural Inf. Process. Syst. 38 (2025); arXiv:2506.23971.</w:t>
+        <w:t xml:space="preserve">5.</w:t>
+      </w:r>
+      <w:r>
+        <w:tab/>
+      </w:r>
+      <w:r>
+        <w:t xml:space="preserve">G. Prandini, A. Marrazzo, I. E. Castelli, N. Mounet, N. Marzari, </w:t>
+      </w:r>
+      <w:r>
+        <w:rPr>
+          <w:i/>
+          <w:iCs/>
+        </w:rPr>
+        <w:t xml:space="preserve">npj Comput. Mater.</w:t>
+      </w:r>
+      <w:r>
+        <w:t xml:space="preserve"> 2018, </w:t>
+      </w:r>
+      <w:r>
+        <w:rPr>
+          <w:i/>
+          <w:iCs/>
+        </w:rPr>
+        <w:t xml:space="preserve">4</w:t>
+      </w:r>
+      <w:r>
+        <w:t xml:space="preserve">, 72.</w:t>
       </w:r>
     </w:p>
     <w:p>
       <w:pPr>
+        <w:tabs>
+          <w:tab w:val="left" w:pos="480"/>
+        </w:tabs>
         <w:spacing w:after="0" w:line="480" w:lineRule="auto"/>
         <w:ind w:left="480" w:hanging="480"/>
       </w:pPr>
       <w:r>
-        <w:t xml:space="preserve">[6] F. Birch, Finite elastic strain of cubic crystals, Phys. Rev. 71 (1947) 809–824. https://doi.org/10.1103/PhysRev.71.809.</w:t>
+        <w:t xml:space="preserve">6.</w:t>
+      </w:r>
+      <w:r>
+        <w:tab/>
+      </w:r>
+      <w:r>
+        <w:t xml:space="preserve">N. Marzari, D. Vanderbilt, A. De Vita, M. C. Payne, </w:t>
+      </w:r>
+      <w:r>
+        <w:rPr>
+          <w:i/>
+          <w:iCs/>
+        </w:rPr>
+        <w:t xml:space="preserve">Phys. Rev. Lett.</w:t>
+      </w:r>
+      <w:r>
+        <w:t xml:space="preserve"> 1999, </w:t>
+      </w:r>
+      <w:r>
+        <w:rPr>
+          <w:i/>
+          <w:iCs/>
+        </w:rPr>
+        <w:t xml:space="preserve">82</w:t>
+      </w:r>
+      <w:r>
+        <w:t xml:space="preserve">, 3296–3299.</w:t>
       </w:r>
     </w:p>
     <w:p>
       <w:pPr>
+        <w:tabs>
+          <w:tab w:val="left" w:pos="480"/>
+        </w:tabs>
         <w:spacing w:after="0" w:line="480" w:lineRule="auto"/>
         <w:ind w:left="480" w:hanging="480"/>
       </w:pPr>
       <w:r>
-        <w:t xml:space="preserve">[7] A. H. Larsen, J. J. Mortensen, J. Blomqvist, I. E. Castelli, R. Christensen, M. Dułak, J. Friis, M. N. Groves, B. Hammer, C. Hargus, E. D. Hermes, P. C. Jennings, P. B. Jensen, J. Kermode, J. R. Kitchin, E. L. Kolsbjerg, J. Kubal, K. Kaasbjerg, S. Lysgaard, J. B. Maronsson, T. Maxson, T. Olsen, L. Pastewka, A. Peterson, C. Rostgaard, J. Schiøtz, O. Schütt, M. Strange, K. S. Thygesen, T. Vegge, L. Vilhelmsen, M. Walter, Z. Zeng, K. W. Jacobsen, The atomic simulation environment—a Python library for working with atoms, J. Phys.: Condens. Matter 29 (2017) 273002. https://doi.org/10.1088/1361-648X/aa680e.</w:t>
+        <w:t xml:space="preserve">7.</w:t>
+      </w:r>
+      <w:r>
+        <w:tab/>
+      </w:r>
+      <w:r>
+        <w:t xml:space="preserve">B. M. Wood, M. Dzamba, X. Fu, M. Gao, M. Shuaibi, L. Barroso-Luque, K. Abdelmaqsoud, V. Gharakhanyan, J. R. Kitchin, D. S. Levine, K. Michel, A. Sriram, T. Cohen, A. Das, A. Rizvi, S. J. Sahoo, Z. W. Ulissi, C. L. Zitnick, </w:t>
+      </w:r>
+      <w:r>
+        <w:rPr>
+          <w:i/>
+          <w:iCs/>
+        </w:rPr>
+        <w:t xml:space="preserve">arXiv</w:t>
+      </w:r>
+      <w:r>
+        <w:t xml:space="preserve"> 2025, arXiv:2506.23971.</w:t>
       </w:r>
     </w:p>
     <w:p>
       <w:pPr>
+        <w:tabs>
+          <w:tab w:val="left" w:pos="480"/>
+        </w:tabs>
         <w:spacing w:after="0" w:line="480" w:lineRule="auto"/>
         <w:ind w:left="480" w:hanging="480"/>
       </w:pPr>
       <w:r>
-        <w:t xml:space="preserve">[8] R. P. Rao, S. Adams, Studies of lithium argyrodite solid electrolytes for all-solid-state batteries, Phys. Status Solidi A 208 (2011) 1804–1807. https://doi.org/10.1002/pssa.201001117.</w:t>
+        <w:t xml:space="preserve">8.</w:t>
+      </w:r>
+      <w:r>
+        <w:tab/>
+      </w:r>
+      <w:r>
+        <w:t xml:space="preserve">F. Birch, </w:t>
+      </w:r>
+      <w:r>
+        <w:rPr>
+          <w:i/>
+          <w:iCs/>
+        </w:rPr>
+        <w:t xml:space="preserve">Phys. Rev.</w:t>
+      </w:r>
+      <w:r>
+        <w:t xml:space="preserve"> 1947, </w:t>
+      </w:r>
+      <w:r>
+        <w:rPr>
+          <w:i/>
+          <w:iCs/>
+        </w:rPr>
+        <w:t xml:space="preserve">71</w:t>
+      </w:r>
+      <w:r>
+        <w:t xml:space="preserve">, 809–824.</w:t>
       </w:r>
     </w:p>
     <w:p>
       <w:pPr>
+        <w:tabs>
+          <w:tab w:val="left" w:pos="480"/>
+        </w:tabs>
         <w:spacing w:after="0" w:line="480" w:lineRule="auto"/>
         <w:ind w:left="480" w:hanging="480"/>
       </w:pPr>
       <w:r>
-        <w:t xml:space="preserve">[9] H. Chen, S. Adams, Bond softness sensitive bond-valence parameters for crystal structure plausibility tests, IUCrJ 4 (2017) 614–625. https://doi.org/10.1107/S2052252517010211.</w:t>
+        <w:t xml:space="preserve">9.</w:t>
+      </w:r>
+      <w:r>
+        <w:tab/>
+      </w:r>
+      <w:r>
+        <w:t xml:space="preserve">A. H. Larsen, J. J. Mortensen, J. Blomqvist, I. E. Castelli, R. Christensen, M. Dułak, J. Friis, M. N. Groves, B. Hammer, C. Hargus, E. D. Hermes, P. C. Jennings, P. B. Jensen, J. Kermode, J. R. Kitchin, E. L. Kolsbjerg, J. Kubal, K. Kaasbjerg, S. Lysgaard, J. B. Maronsson, T. Maxson, T. Olsen, L. Pastewka, A. Peterson, C. Rostgaard, J. Schiøtz, O. Schütt, M. Strange, K. S. Thygesen, T. Vegge, L. Vilhelmsen, M. Walter, Z. Zeng, K. W. Jacobsen, </w:t>
+      </w:r>
+      <w:r>
+        <w:rPr>
+          <w:i/>
+          <w:iCs/>
+        </w:rPr>
+        <w:t xml:space="preserve">J. Phys.: Condens. Matter</w:t>
+      </w:r>
+      <w:r>
+        <w:t xml:space="preserve"> 2017, </w:t>
+      </w:r>
+      <w:r>
+        <w:rPr>
+          <w:i/>
+          <w:iCs/>
+        </w:rPr>
+        <w:t xml:space="preserve">29</w:t>
+      </w:r>
+      <w:r>
+        <w:t xml:space="preserve">, 273002.</w:t>
       </w:r>
     </w:p>
     <w:p>
       <w:pPr>
+        <w:tabs>
+          <w:tab w:val="left" w:pos="480"/>
+        </w:tabs>
         <w:spacing w:after="0" w:line="480" w:lineRule="auto"/>
         <w:ind w:left="480" w:hanging="480"/>
       </w:pPr>
       <w:r>
-        <w:t xml:space="preserve">[10] M. Kawamura, Y. Gohda, S. Tsuneyuki, Improved tetrahedron method for the Brillouin-zone integration applicable to response functions, Phys. Rev. B 89 (2014) 094515. https://doi.org/10.1103/PhysRevB.89.094515.</w:t>
+        <w:t xml:space="preserve">10.</w:t>
+      </w:r>
+      <w:r>
+        <w:tab/>
+      </w:r>
+      <w:r>
+        <w:t xml:space="preserve">R. P. Rao, S. Adams, </w:t>
+      </w:r>
+      <w:r>
+        <w:rPr>
+          <w:i/>
+          <w:iCs/>
+        </w:rPr>
+        <w:t xml:space="preserve">Phys. Status Solidi A</w:t>
+      </w:r>
+      <w:r>
+        <w:t xml:space="preserve"> 2011, </w:t>
+      </w:r>
+      <w:r>
+        <w:rPr>
+          <w:i/>
+          <w:iCs/>
+        </w:rPr>
+        <w:t xml:space="preserve">208</w:t>
+      </w:r>
+      <w:r>
+        <w:t xml:space="preserve">, 1804–1807.</w:t>
       </w:r>
     </w:p>
     <w:p>
       <w:pPr>
+        <w:tabs>
+          <w:tab w:val="left" w:pos="480"/>
+        </w:tabs>
         <w:spacing w:after="0" w:line="480" w:lineRule="auto"/>
         <w:ind w:left="480" w:hanging="480"/>
       </w:pPr>
       <w:r>
-        <w:t xml:space="preserve">[11] A. D. Becke, K. E. Edgecombe, A simple measure of electron localization in atomic and molecular systems, J. Chem. Phys. 92 (1990) 5397–5403. https://doi.org/10.1063/1.458517.</w:t>
+        <w:t xml:space="preserve">11.</w:t>
+      </w:r>
+      <w:r>
+        <w:tab/>
+      </w:r>
+      <w:r>
+        <w:t xml:space="preserve">H. Chen, S. Adams, </w:t>
+      </w:r>
+      <w:r>
+        <w:rPr>
+          <w:i/>
+          <w:iCs/>
+        </w:rPr>
+        <w:t xml:space="preserve">IUCrJ</w:t>
+      </w:r>
+      <w:r>
+        <w:t xml:space="preserve"> 2017, </w:t>
+      </w:r>
+      <w:r>
+        <w:rPr>
+          <w:i/>
+          <w:iCs/>
+        </w:rPr>
+        <w:t xml:space="preserve">4</w:t>
+      </w:r>
+      <w:r>
+        <w:t xml:space="preserve">, 614–625.</w:t>
       </w:r>
     </w:p>
     <w:p>
       <w:pPr>
+        <w:tabs>
+          <w:tab w:val="left" w:pos="480"/>
+        </w:tabs>
         <w:spacing w:after="0" w:line="480" w:lineRule="auto"/>
         <w:ind w:left="480" w:hanging="480"/>
       </w:pPr>
       <w:r>
-        <w:t xml:space="preserve">[12] R. Dronskowski, P. E. Blöchl, Crystal orbital Hamilton populations (COHP): energy-resolved visualization of chemical bonding in solids based on density-functional calculations, J. Phys. Chem. 97 (1993) 8617–8624. https://doi.org/10.1021/j100135a014.</w:t>
+        <w:t xml:space="preserve">12.</w:t>
+      </w:r>
+      <w:r>
+        <w:tab/>
+      </w:r>
+      <w:r>
+        <w:t xml:space="preserve">M. Kawamura, Y. Gohda, S. Tsuneyuki, </w:t>
+      </w:r>
+      <w:r>
+        <w:rPr>
+          <w:i/>
+          <w:iCs/>
+        </w:rPr>
+        <w:t xml:space="preserve">Phys. Rev. B</w:t>
+      </w:r>
+      <w:r>
+        <w:t xml:space="preserve"> 2014, </w:t>
+      </w:r>
+      <w:r>
+        <w:rPr>
+          <w:i/>
+          <w:iCs/>
+        </w:rPr>
+        <w:t xml:space="preserve">89</w:t>
+      </w:r>
+      <w:r>
+        <w:t xml:space="preserve">, 094515.</w:t>
       </w:r>
     </w:p>
     <w:p>
       <w:pPr>
+        <w:tabs>
+          <w:tab w:val="left" w:pos="480"/>
+        </w:tabs>
         <w:spacing w:after="0" w:line="480" w:lineRule="auto"/>
         <w:ind w:left="480" w:hanging="480"/>
       </w:pPr>
       <w:r>
-        <w:t xml:space="preserve">[13] S. Maintz, V. L. Deringer, A. L. Tchougréeff, R. Dronskowski, LOBSTER: A tool to extract chemical bonding from plane-wave based DFT, J. Comput. Chem. 37 (2016) 1030–1035. https://doi.org/10.1002/jcc.24300.</w:t>
+        <w:t xml:space="preserve">13.</w:t>
+      </w:r>
+      <w:r>
+        <w:tab/>
+      </w:r>
+      <w:r>
+        <w:t xml:space="preserve">A. D. Becke, K. E. Edgecombe, </w:t>
+      </w:r>
+      <w:r>
+        <w:rPr>
+          <w:i/>
+          <w:iCs/>
+        </w:rPr>
+        <w:t xml:space="preserve">J. Chem. Phys.</w:t>
+      </w:r>
+      <w:r>
+        <w:t xml:space="preserve"> 1990, </w:t>
+      </w:r>
+      <w:r>
+        <w:rPr>
+          <w:i/>
+          <w:iCs/>
+        </w:rPr>
+        <w:t xml:space="preserve">92</w:t>
+      </w:r>
+      <w:r>
+        <w:t xml:space="preserve">, 5397–5403.</w:t>
       </w:r>
     </w:p>
     <w:p>
       <w:pPr>
+        <w:tabs>
+          <w:tab w:val="left" w:pos="480"/>
+        </w:tabs>
         <w:spacing w:after="0" w:line="480" w:lineRule="auto"/>
         <w:ind w:left="480" w:hanging="480"/>
       </w:pPr>
       <w:r>
-        <w:t xml:space="preserve">[14] R. Nelson, C. Ertural, J. George, V. L. Deringer, G. Hautier, R. Dronskowski, LOBSTER: Local orbital projections, atomic charges, and chemical-bonding analysis from projector-augmented-wave-based density-functional theory, J. Comput. Chem. 41 (2020) 1931–1940. https://doi.org/10.1002/jcc.26353.</w:t>
+        <w:t xml:space="preserve">14.</w:t>
+      </w:r>
+      <w:r>
+        <w:tab/>
+      </w:r>
+      <w:r>
+        <w:t xml:space="preserve">R. Dronskowski, P. E. Blöchl, </w:t>
+      </w:r>
+      <w:r>
+        <w:rPr>
+          <w:i/>
+          <w:iCs/>
+        </w:rPr>
+        <w:t xml:space="preserve">J. Phys. Chem.</w:t>
+      </w:r>
+      <w:r>
+        <w:t xml:space="preserve"> 1993, </w:t>
+      </w:r>
+      <w:r>
+        <w:rPr>
+          <w:i/>
+          <w:iCs/>
+        </w:rPr>
+        <w:t xml:space="preserve">97</w:t>
+      </w:r>
+      <w:r>
+        <w:t xml:space="preserve">, 8617–8624.</w:t>
       </w:r>
     </w:p>
     <w:p>
       <w:pPr>
+        <w:tabs>
+          <w:tab w:val="left" w:pos="480"/>
+        </w:tabs>
         <w:spacing w:after="0" w:line="480" w:lineRule="auto"/>
         <w:ind w:left="480" w:hanging="480"/>
       </w:pPr>
       <w:r>
-        <w:t xml:space="preserve">[15] A. Dal Corso, Pseudopotentials periodic table: From H to Pu, Comput. Mater. Sci. 95 (2014) 337–350. https://doi.org/10.1016/j.commatsci.2014.07.043.</w:t>
+        <w:t xml:space="preserve">15.</w:t>
+      </w:r>
+      <w:r>
+        <w:tab/>
+      </w:r>
+      <w:r>
+        <w:t xml:space="preserve">S. Maintz, V. L. Deringer, A. L. Tchougréeff, R. Dronskowski, </w:t>
+      </w:r>
+      <w:r>
+        <w:rPr>
+          <w:i/>
+          <w:iCs/>
+        </w:rPr>
+        <w:t xml:space="preserve">J. Comput. Chem.</w:t>
+      </w:r>
+      <w:r>
+        <w:t xml:space="preserve"> 2016, </w:t>
+      </w:r>
+      <w:r>
+        <w:rPr>
+          <w:i/>
+          <w:iCs/>
+        </w:rPr>
+        <w:t xml:space="preserve">37</w:t>
+      </w:r>
+      <w:r>
+        <w:t xml:space="preserve">, 1030–1035.</w:t>
+      </w:r>
+    </w:p>
+    <w:p>
+      <w:pPr>
+        <w:tabs>
+          <w:tab w:val="left" w:pos="480"/>
+        </w:tabs>
+        <w:spacing w:after="0" w:line="480" w:lineRule="auto"/>
+        <w:ind w:left="480" w:hanging="480"/>
+      </w:pPr>
+      <w:r>
+        <w:t xml:space="preserve">16.</w:t>
+      </w:r>
+      <w:r>
+        <w:tab/>
+      </w:r>
+      <w:r>
+        <w:t xml:space="preserve">R. Nelson, C. Ertural, J. George, V. L. Deringer, G. Hautier, R. Dronskowski, </w:t>
+      </w:r>
+      <w:r>
+        <w:rPr>
+          <w:i/>
+          <w:iCs/>
+        </w:rPr>
+        <w:t xml:space="preserve">J. Comput. Chem.</w:t>
+      </w:r>
+      <w:r>
+        <w:t xml:space="preserve"> 2020, </w:t>
+      </w:r>
+      <w:r>
+        <w:rPr>
+          <w:i/>
+          <w:iCs/>
+        </w:rPr>
+        <w:t xml:space="preserve">41</w:t>
+      </w:r>
+      <w:r>
+        <w:t xml:space="preserve">, 1931–1940.</w:t>
+      </w:r>
+    </w:p>
+    <w:p>
+      <w:pPr>
+        <w:tabs>
+          <w:tab w:val="left" w:pos="480"/>
+        </w:tabs>
+        <w:spacing w:after="0" w:line="480" w:lineRule="auto"/>
+        <w:ind w:left="480" w:hanging="480"/>
+      </w:pPr>
+      <w:r>
+        <w:t xml:space="preserve">17.</w:t>
+      </w:r>
+      <w:r>
+        <w:tab/>
+      </w:r>
+      <w:r>
+        <w:t xml:space="preserve">A. Dal Corso, </w:t>
+      </w:r>
+      <w:r>
+        <w:rPr>
+          <w:i/>
+          <w:iCs/>
+        </w:rPr>
+        <w:t xml:space="preserve">Comput. Mater. Sci.</w:t>
+      </w:r>
+      <w:r>
+        <w:t xml:space="preserve"> 2014, </w:t>
+      </w:r>
+      <w:r>
+        <w:rPr>
+          <w:i/>
+          <w:iCs/>
+        </w:rPr>
+        <w:t xml:space="preserve">95</w:t>
+      </w:r>
+      <w:r>
+        <w:t xml:space="preserve">, 337–350.</w:t>
       </w:r>
     </w:p>
     <w:sectPr>

--- a/kb/papers/b2o3_bo_lpsc16_methods_2026_10_20.docx
+++ b/kb/papers/b2o3_bo_lpsc16_methods_2026_10_20.docx
@@ -35,7 +35,7 @@
         <w:rPr>
           <w:vertAlign w:val="superscript"/>
         </w:rPr>
-        <w:t xml:space="preserve">[5]</w:t>
+        <w:t xml:space="preserve">[5–7]</w:t>
       </w:r>
       <w:r>
         <w:t xml:space="preserve"> The Brillouin zone was sampled with Γ-centered Monkhorst–Pack grids, and Marzari–Vanderbilt smearing of 0.01 Ry was applied.</w:t>
@@ -44,7 +44,7 @@
         <w:rPr>
           <w:vertAlign w:val="superscript"/>
         </w:rPr>
-        <w:t xml:space="preserve">[6]</w:t>
+        <w:t xml:space="preserve">[8]</w:t>
       </w:r>
       <w:r>
         <w:t xml:space="preserve"> Ionic positions were relaxed until all force components fell below 10</w:t>
@@ -182,7 +182,7 @@
         <w:rPr>
           <w:vertAlign w:val="superscript"/>
         </w:rPr>
-        <w:t xml:space="preserve">[7]</w:t>
+        <w:t xml:space="preserve">[9]</w:t>
       </w:r>
       <w:r>
         <w:t xml:space="preserve"> the 45 distributions of S</w:t>
@@ -586,7 +586,7 @@
         <w:rPr>
           <w:vertAlign w:val="superscript"/>
         </w:rPr>
-        <w:t xml:space="preserve">[8]</w:t>
+        <w:t xml:space="preserve">[10]</w:t>
       </w:r>
       <w:r>
         <w:t xml:space="preserve"> and the ions were finally relaxed at </w:t>
@@ -629,7 +629,7 @@
         <w:rPr>
           <w:vertAlign w:val="superscript"/>
         </w:rPr>
-        <w:t xml:space="preserve">[7,9]</w:t>
+        <w:t xml:space="preserve">[9,11]</w:t>
       </w:r>
       <w:r>
         <w:t xml:space="preserve"> The </w:t>
@@ -1066,7 +1066,7 @@
         <w:rPr>
           <w:vertAlign w:val="superscript"/>
         </w:rPr>
-        <w:t xml:space="preserve">[10,11]</w:t>
+        <w:t xml:space="preserve">[12,13]</w:t>
       </w:r>
       <w:r>
         <w:t xml:space="preserve"> On a grid with ~0.25 Å spacing, the bond valence sum of a Li</w:t>
@@ -1390,7 +1390,7 @@
         <w:rPr>
           <w:vertAlign w:val="superscript"/>
         </w:rPr>
-        <w:t xml:space="preserve">[12]</w:t>
+        <w:t xml:space="preserve">[14]</w:t>
       </w:r>
       <w:r>
         <w:t xml:space="preserve"> and were broadened with a 0.05 eV Gaussian for display. Energies were referenced to the valence band maximum (VBM), which was taken from the Kohn–Sham eigenvalues of a fixed-occupation calculation. The electron localization function (ELF) was calculated from the SCF valence density,</w:t>
@@ -1399,7 +1399,7 @@
         <w:rPr>
           <w:vertAlign w:val="superscript"/>
         </w:rPr>
-        <w:t xml:space="preserve">[13]</w:t>
+        <w:t xml:space="preserve">[15]</w:t>
       </w:r>
       <w:r>
         <w:t xml:space="preserve"> and its value at the bond midpoint was averaged over all bonds of each type (bonds identified within 2.15, 1.9, 2.3, 2.9, and 2.95 Å for B–S, P–O, P–S, Li–S, and Li–Cl, respectively).</w:t>
@@ -1417,7 +1417,7 @@
         <w:rPr>
           <w:vertAlign w:val="superscript"/>
         </w:rPr>
-        <w:t xml:space="preserve">[14]</w:t>
+        <w:t xml:space="preserve">[16]</w:t>
       </w:r>
       <w:r>
         <w:t xml:space="preserve"> was performed with LOBSTER 5.1.1.</w:t>
@@ -1426,7 +1426,7 @@
         <w:rPr>
           <w:vertAlign w:val="superscript"/>
         </w:rPr>
-        <w:t xml:space="preserve">[15,16]</w:t>
+        <w:t xml:space="preserve">[17,18]</w:t>
       </w:r>
       <w:r>
         <w:t xml:space="preserve"> Because LOBSTER requires PAW wavefunctions, the SCF and non-self-consistent (no symmetry, 960 bands) calculations were repeated on the same structure with PAW datasets from PSlibrary,</w:t>
@@ -1435,7 +1435,7 @@
         <w:rPr>
           <w:vertAlign w:val="superscript"/>
         </w:rPr>
-        <w:t xml:space="preserve">[17]</w:t>
+        <w:t xml:space="preserve">[7]</w:t>
       </w:r>
       <w:r>
         <w:t xml:space="preserve"> and the wavefunctions were projected onto the pbeVaspFit2015 basis (Li 1</w:t>
@@ -1744,27 +1744,27 @@
         <w:tab/>
       </w:r>
       <w:r>
-        <w:t xml:space="preserve">N. Marzari, D. Vanderbilt, A. De Vita, M. C. Payne, </w:t>
-      </w:r>
-      <w:r>
-        <w:rPr>
-          <w:i/>
-          <w:iCs/>
-        </w:rPr>
-        <w:t xml:space="preserve">Phys. Rev. Lett.</w:t>
-      </w:r>
-      <w:r>
-        <w:t xml:space="preserve"> 1999, </w:t>
-      </w:r>
-      <w:r>
-        <w:rPr>
-          <w:i/>
-          <w:iCs/>
-        </w:rPr>
-        <w:t xml:space="preserve">82</w:t>
-      </w:r>
-      <w:r>
-        <w:t xml:space="preserve">, 3296–3299.</w:t>
+        <w:t xml:space="preserve">K. F. Garrity, J. W. Bennett, K. M. Rabe, D. Vanderbilt, </w:t>
+      </w:r>
+      <w:r>
+        <w:rPr>
+          <w:i/>
+          <w:iCs/>
+        </w:rPr>
+        <w:t xml:space="preserve">Comput. Mater. Sci.</w:t>
+      </w:r>
+      <w:r>
+        <w:t xml:space="preserve"> 2014, </w:t>
+      </w:r>
+      <w:r>
+        <w:rPr>
+          <w:i/>
+          <w:iCs/>
+        </w:rPr>
+        <w:t xml:space="preserve">81</w:t>
+      </w:r>
+      <w:r>
+        <w:t xml:space="preserve">, 446–452.</w:t>
       </w:r>
     </w:p>
     <w:p>
@@ -1782,17 +1782,27 @@
         <w:tab/>
       </w:r>
       <w:r>
-        <w:t xml:space="preserve">B. M. Wood, M. Dzamba, X. Fu, M. Gao, M. Shuaibi, L. Barroso-Luque, K. Abdelmaqsoud, V. Gharakhanyan, J. R. Kitchin, D. S. Levine, K. Michel, A. Sriram, T. Cohen, A. Das, A. Rizvi, S. J. Sahoo, Z. W. Ulissi, C. L. Zitnick, </w:t>
-      </w:r>
-      <w:r>
-        <w:rPr>
-          <w:i/>
-          <w:iCs/>
-        </w:rPr>
-        <w:t xml:space="preserve">arXiv</w:t>
-      </w:r>
-      <w:r>
-        <w:t xml:space="preserve"> 2025, arXiv:2506.23971.</w:t>
+        <w:t xml:space="preserve">A. Dal Corso, </w:t>
+      </w:r>
+      <w:r>
+        <w:rPr>
+          <w:i/>
+          <w:iCs/>
+        </w:rPr>
+        <w:t xml:space="preserve">Comput. Mater. Sci.</w:t>
+      </w:r>
+      <w:r>
+        <w:t xml:space="preserve"> 2014, </w:t>
+      </w:r>
+      <w:r>
+        <w:rPr>
+          <w:i/>
+          <w:iCs/>
+        </w:rPr>
+        <w:t xml:space="preserve">95</w:t>
+      </w:r>
+      <w:r>
+        <w:t xml:space="preserve">, 337–350.</w:t>
       </w:r>
     </w:p>
     <w:p>
@@ -1810,27 +1820,27 @@
         <w:tab/>
       </w:r>
       <w:r>
-        <w:t xml:space="preserve">F. Birch, </w:t>
-      </w:r>
-      <w:r>
-        <w:rPr>
-          <w:i/>
-          <w:iCs/>
-        </w:rPr>
-        <w:t xml:space="preserve">Phys. Rev.</w:t>
-      </w:r>
-      <w:r>
-        <w:t xml:space="preserve"> 1947, </w:t>
-      </w:r>
-      <w:r>
-        <w:rPr>
-          <w:i/>
-          <w:iCs/>
-        </w:rPr>
-        <w:t xml:space="preserve">71</w:t>
-      </w:r>
-      <w:r>
-        <w:t xml:space="preserve">, 809–824.</w:t>
+        <w:t xml:space="preserve">N. Marzari, D. Vanderbilt, A. De Vita, M. C. Payne, </w:t>
+      </w:r>
+      <w:r>
+        <w:rPr>
+          <w:i/>
+          <w:iCs/>
+        </w:rPr>
+        <w:t xml:space="preserve">Phys. Rev. Lett.</w:t>
+      </w:r>
+      <w:r>
+        <w:t xml:space="preserve"> 1999, </w:t>
+      </w:r>
+      <w:r>
+        <w:rPr>
+          <w:i/>
+          <w:iCs/>
+        </w:rPr>
+        <w:t xml:space="preserve">82</w:t>
+      </w:r>
+      <w:r>
+        <w:t xml:space="preserve">, 3296–3299.</w:t>
       </w:r>
     </w:p>
     <w:p>
@@ -1848,27 +1858,17 @@
         <w:tab/>
       </w:r>
       <w:r>
-        <w:t xml:space="preserve">A. H. Larsen, J. J. Mortensen, J. Blomqvist, I. E. Castelli, R. Christensen, M. Dułak, J. Friis, M. N. Groves, B. Hammer, C. Hargus, E. D. Hermes, P. C. Jennings, P. B. Jensen, J. Kermode, J. R. Kitchin, E. L. Kolsbjerg, J. Kubal, K. Kaasbjerg, S. Lysgaard, J. B. Maronsson, T. Maxson, T. Olsen, L. Pastewka, A. Peterson, C. Rostgaard, J. Schiøtz, O. Schütt, M. Strange, K. S. Thygesen, T. Vegge, L. Vilhelmsen, M. Walter, Z. Zeng, K. W. Jacobsen, </w:t>
-      </w:r>
-      <w:r>
-        <w:rPr>
-          <w:i/>
-          <w:iCs/>
-        </w:rPr>
-        <w:t xml:space="preserve">J. Phys.: Condens. Matter</w:t>
-      </w:r>
-      <w:r>
-        <w:t xml:space="preserve"> 2017, </w:t>
-      </w:r>
-      <w:r>
-        <w:rPr>
-          <w:i/>
-          <w:iCs/>
-        </w:rPr>
-        <w:t xml:space="preserve">29</w:t>
-      </w:r>
-      <w:r>
-        <w:t xml:space="preserve">, 273002.</w:t>
+        <w:t xml:space="preserve">B. M. Wood, M. Dzamba, X. Fu, M. Gao, M. Shuaibi, L. Barroso-Luque, K. Abdelmaqsoud, V. Gharakhanyan, J. R. Kitchin, D. S. Levine, K. Michel, A. Sriram, T. Cohen, A. Das, A. Rizvi, S. J. Sahoo, Z. W. Ulissi, C. L. Zitnick, </w:t>
+      </w:r>
+      <w:r>
+        <w:rPr>
+          <w:i/>
+          <w:iCs/>
+        </w:rPr>
+        <w:t xml:space="preserve">arXiv</w:t>
+      </w:r>
+      <w:r>
+        <w:t xml:space="preserve"> 2025, arXiv:2506.23971.</w:t>
       </w:r>
     </w:p>
     <w:p>
@@ -1886,27 +1886,27 @@
         <w:tab/>
       </w:r>
       <w:r>
-        <w:t xml:space="preserve">R. P. Rao, S. Adams, </w:t>
-      </w:r>
-      <w:r>
-        <w:rPr>
-          <w:i/>
-          <w:iCs/>
-        </w:rPr>
-        <w:t xml:space="preserve">Phys. Status Solidi A</w:t>
-      </w:r>
-      <w:r>
-        <w:t xml:space="preserve"> 2011, </w:t>
-      </w:r>
-      <w:r>
-        <w:rPr>
-          <w:i/>
-          <w:iCs/>
-        </w:rPr>
-        <w:t xml:space="preserve">208</w:t>
-      </w:r>
-      <w:r>
-        <w:t xml:space="preserve">, 1804–1807.</w:t>
+        <w:t xml:space="preserve">F. Birch, </w:t>
+      </w:r>
+      <w:r>
+        <w:rPr>
+          <w:i/>
+          <w:iCs/>
+        </w:rPr>
+        <w:t xml:space="preserve">Phys. Rev.</w:t>
+      </w:r>
+      <w:r>
+        <w:t xml:space="preserve"> 1947, </w:t>
+      </w:r>
+      <w:r>
+        <w:rPr>
+          <w:i/>
+          <w:iCs/>
+        </w:rPr>
+        <w:t xml:space="preserve">71</w:t>
+      </w:r>
+      <w:r>
+        <w:t xml:space="preserve">, 809–824.</w:t>
       </w:r>
     </w:p>
     <w:p>
@@ -1924,14 +1924,14 @@
         <w:tab/>
       </w:r>
       <w:r>
-        <w:t xml:space="preserve">H. Chen, S. Adams, </w:t>
-      </w:r>
-      <w:r>
-        <w:rPr>
-          <w:i/>
-          <w:iCs/>
-        </w:rPr>
-        <w:t xml:space="preserve">IUCrJ</w:t>
+        <w:t xml:space="preserve">A. H. Larsen, J. J. Mortensen, J. Blomqvist, I. E. Castelli, R. Christensen, M. Dułak, J. Friis, M. N. Groves, B. Hammer, C. Hargus, E. D. Hermes, P. C. Jennings, P. B. Jensen, J. Kermode, J. R. Kitchin, E. L. Kolsbjerg, J. Kubal, K. Kaasbjerg, S. Lysgaard, J. B. Maronsson, T. Maxson, T. Olsen, L. Pastewka, A. Peterson, C. Rostgaard, J. Schiøtz, O. Schütt, M. Strange, K. S. Thygesen, T. Vegge, L. Vilhelmsen, M. Walter, Z. Zeng, K. W. Jacobsen, </w:t>
+      </w:r>
+      <w:r>
+        <w:rPr>
+          <w:i/>
+          <w:iCs/>
+        </w:rPr>
+        <w:t xml:space="preserve">J. Phys.: Condens. Matter</w:t>
       </w:r>
       <w:r>
         <w:t xml:space="preserve"> 2017, </w:t>
@@ -1941,10 +1941,10 @@
           <w:i/>
           <w:iCs/>
         </w:rPr>
-        <w:t xml:space="preserve">4</w:t>
-      </w:r>
-      <w:r>
-        <w:t xml:space="preserve">, 614–625.</w:t>
+        <w:t xml:space="preserve">29</w:t>
+      </w:r>
+      <w:r>
+        <w:t xml:space="preserve">, 273002.</w:t>
       </w:r>
     </w:p>
     <w:p>
@@ -1962,27 +1962,27 @@
         <w:tab/>
       </w:r>
       <w:r>
-        <w:t xml:space="preserve">M. Kawamura, Y. Gohda, S. Tsuneyuki, </w:t>
-      </w:r>
-      <w:r>
-        <w:rPr>
-          <w:i/>
-          <w:iCs/>
-        </w:rPr>
-        <w:t xml:space="preserve">Phys. Rev. B</w:t>
-      </w:r>
-      <w:r>
-        <w:t xml:space="preserve"> 2014, </w:t>
-      </w:r>
-      <w:r>
-        <w:rPr>
-          <w:i/>
-          <w:iCs/>
-        </w:rPr>
-        <w:t xml:space="preserve">89</w:t>
-      </w:r>
-      <w:r>
-        <w:t xml:space="preserve">, 094515.</w:t>
+        <w:t xml:space="preserve">R. P. Rao, S. Adams, </w:t>
+      </w:r>
+      <w:r>
+        <w:rPr>
+          <w:i/>
+          <w:iCs/>
+        </w:rPr>
+        <w:t xml:space="preserve">Phys. Status Solidi A</w:t>
+      </w:r>
+      <w:r>
+        <w:t xml:space="preserve"> 2011, </w:t>
+      </w:r>
+      <w:r>
+        <w:rPr>
+          <w:i/>
+          <w:iCs/>
+        </w:rPr>
+        <w:t xml:space="preserve">208</w:t>
+      </w:r>
+      <w:r>
+        <w:t xml:space="preserve">, 1804–1807.</w:t>
       </w:r>
     </w:p>
     <w:p>
@@ -2000,27 +2000,27 @@
         <w:tab/>
       </w:r>
       <w:r>
-        <w:t xml:space="preserve">A. D. Becke, K. E. Edgecombe, </w:t>
-      </w:r>
-      <w:r>
-        <w:rPr>
-          <w:i/>
-          <w:iCs/>
-        </w:rPr>
-        <w:t xml:space="preserve">J. Chem. Phys.</w:t>
-      </w:r>
-      <w:r>
-        <w:t xml:space="preserve"> 1990, </w:t>
-      </w:r>
-      <w:r>
-        <w:rPr>
-          <w:i/>
-          <w:iCs/>
-        </w:rPr>
-        <w:t xml:space="preserve">92</w:t>
-      </w:r>
-      <w:r>
-        <w:t xml:space="preserve">, 5397–5403.</w:t>
+        <w:t xml:space="preserve">H. Chen, S. Adams, </w:t>
+      </w:r>
+      <w:r>
+        <w:rPr>
+          <w:i/>
+          <w:iCs/>
+        </w:rPr>
+        <w:t xml:space="preserve">IUCrJ</w:t>
+      </w:r>
+      <w:r>
+        <w:t xml:space="preserve"> 2017, </w:t>
+      </w:r>
+      <w:r>
+        <w:rPr>
+          <w:i/>
+          <w:iCs/>
+        </w:rPr>
+        <w:t xml:space="preserve">4</w:t>
+      </w:r>
+      <w:r>
+        <w:t xml:space="preserve">, 614–625.</w:t>
       </w:r>
     </w:p>
     <w:p>
@@ -2038,27 +2038,27 @@
         <w:tab/>
       </w:r>
       <w:r>
-        <w:t xml:space="preserve">R. Dronskowski, P. E. Blöchl, </w:t>
-      </w:r>
-      <w:r>
-        <w:rPr>
-          <w:i/>
-          <w:iCs/>
-        </w:rPr>
-        <w:t xml:space="preserve">J. Phys. Chem.</w:t>
-      </w:r>
-      <w:r>
-        <w:t xml:space="preserve"> 1993, </w:t>
-      </w:r>
-      <w:r>
-        <w:rPr>
-          <w:i/>
-          <w:iCs/>
-        </w:rPr>
-        <w:t xml:space="preserve">97</w:t>
-      </w:r>
-      <w:r>
-        <w:t xml:space="preserve">, 8617–8624.</w:t>
+        <w:t xml:space="preserve">M. Kawamura, Y. Gohda, S. Tsuneyuki, </w:t>
+      </w:r>
+      <w:r>
+        <w:rPr>
+          <w:i/>
+          <w:iCs/>
+        </w:rPr>
+        <w:t xml:space="preserve">Phys. Rev. B</w:t>
+      </w:r>
+      <w:r>
+        <w:t xml:space="preserve"> 2014, </w:t>
+      </w:r>
+      <w:r>
+        <w:rPr>
+          <w:i/>
+          <w:iCs/>
+        </w:rPr>
+        <w:t xml:space="preserve">89</w:t>
+      </w:r>
+      <w:r>
+        <w:t xml:space="preserve">, 094515.</w:t>
       </w:r>
     </w:p>
     <w:p>
@@ -2076,27 +2076,27 @@
         <w:tab/>
       </w:r>
       <w:r>
-        <w:t xml:space="preserve">S. Maintz, V. L. Deringer, A. L. Tchougréeff, R. Dronskowski, </w:t>
-      </w:r>
-      <w:r>
-        <w:rPr>
-          <w:i/>
-          <w:iCs/>
-        </w:rPr>
-        <w:t xml:space="preserve">J. Comput. Chem.</w:t>
-      </w:r>
-      <w:r>
-        <w:t xml:space="preserve"> 2016, </w:t>
-      </w:r>
-      <w:r>
-        <w:rPr>
-          <w:i/>
-          <w:iCs/>
-        </w:rPr>
-        <w:t xml:space="preserve">37</w:t>
-      </w:r>
-      <w:r>
-        <w:t xml:space="preserve">, 1030–1035.</w:t>
+        <w:t xml:space="preserve">A. D. Becke, K. E. Edgecombe, </w:t>
+      </w:r>
+      <w:r>
+        <w:rPr>
+          <w:i/>
+          <w:iCs/>
+        </w:rPr>
+        <w:t xml:space="preserve">J. Chem. Phys.</w:t>
+      </w:r>
+      <w:r>
+        <w:t xml:space="preserve"> 1990, </w:t>
+      </w:r>
+      <w:r>
+        <w:rPr>
+          <w:i/>
+          <w:iCs/>
+        </w:rPr>
+        <w:t xml:space="preserve">92</w:t>
+      </w:r>
+      <w:r>
+        <w:t xml:space="preserve">, 5397–5403.</w:t>
       </w:r>
     </w:p>
     <w:p>
@@ -2114,27 +2114,27 @@
         <w:tab/>
       </w:r>
       <w:r>
-        <w:t xml:space="preserve">R. Nelson, C. Ertural, J. George, V. L. Deringer, G. Hautier, R. Dronskowski, </w:t>
-      </w:r>
-      <w:r>
-        <w:rPr>
-          <w:i/>
-          <w:iCs/>
-        </w:rPr>
-        <w:t xml:space="preserve">J. Comput. Chem.</w:t>
-      </w:r>
-      <w:r>
-        <w:t xml:space="preserve"> 2020, </w:t>
-      </w:r>
-      <w:r>
-        <w:rPr>
-          <w:i/>
-          <w:iCs/>
-        </w:rPr>
-        <w:t xml:space="preserve">41</w:t>
-      </w:r>
-      <w:r>
-        <w:t xml:space="preserve">, 1931–1940.</w:t>
+        <w:t xml:space="preserve">R. Dronskowski, P. E. Blöchl, </w:t>
+      </w:r>
+      <w:r>
+        <w:rPr>
+          <w:i/>
+          <w:iCs/>
+        </w:rPr>
+        <w:t xml:space="preserve">J. Phys. Chem.</w:t>
+      </w:r>
+      <w:r>
+        <w:t xml:space="preserve"> 1993, </w:t>
+      </w:r>
+      <w:r>
+        <w:rPr>
+          <w:i/>
+          <w:iCs/>
+        </w:rPr>
+        <w:t xml:space="preserve">97</w:t>
+      </w:r>
+      <w:r>
+        <w:t xml:space="preserve">, 8617–8624.</w:t>
       </w:r>
     </w:p>
     <w:p>
@@ -2152,27 +2152,65 @@
         <w:tab/>
       </w:r>
       <w:r>
-        <w:t xml:space="preserve">A. Dal Corso, </w:t>
-      </w:r>
-      <w:r>
-        <w:rPr>
-          <w:i/>
-          <w:iCs/>
-        </w:rPr>
-        <w:t xml:space="preserve">Comput. Mater. Sci.</w:t>
-      </w:r>
-      <w:r>
-        <w:t xml:space="preserve"> 2014, </w:t>
-      </w:r>
-      <w:r>
-        <w:rPr>
-          <w:i/>
-          <w:iCs/>
-        </w:rPr>
-        <w:t xml:space="preserve">95</w:t>
-      </w:r>
-      <w:r>
-        <w:t xml:space="preserve">, 337–350.</w:t>
+        <w:t xml:space="preserve">S. Maintz, V. L. Deringer, A. L. Tchougréeff, R. Dronskowski, </w:t>
+      </w:r>
+      <w:r>
+        <w:rPr>
+          <w:i/>
+          <w:iCs/>
+        </w:rPr>
+        <w:t xml:space="preserve">J. Comput. Chem.</w:t>
+      </w:r>
+      <w:r>
+        <w:t xml:space="preserve"> 2016, </w:t>
+      </w:r>
+      <w:r>
+        <w:rPr>
+          <w:i/>
+          <w:iCs/>
+        </w:rPr>
+        <w:t xml:space="preserve">37</w:t>
+      </w:r>
+      <w:r>
+        <w:t xml:space="preserve">, 1030–1035.</w:t>
+      </w:r>
+    </w:p>
+    <w:p>
+      <w:pPr>
+        <w:tabs>
+          <w:tab w:val="left" w:pos="480"/>
+        </w:tabs>
+        <w:spacing w:after="0" w:line="480" w:lineRule="auto"/>
+        <w:ind w:left="480" w:hanging="480"/>
+      </w:pPr>
+      <w:r>
+        <w:t xml:space="preserve">18.</w:t>
+      </w:r>
+      <w:r>
+        <w:tab/>
+      </w:r>
+      <w:r>
+        <w:t xml:space="preserve">R. Nelson, C. Ertural, J. George, V. L. Deringer, G. Hautier, R. Dronskowski, </w:t>
+      </w:r>
+      <w:r>
+        <w:rPr>
+          <w:i/>
+          <w:iCs/>
+        </w:rPr>
+        <w:t xml:space="preserve">J. Comput. Chem.</w:t>
+      </w:r>
+      <w:r>
+        <w:t xml:space="preserve"> 2020, </w:t>
+      </w:r>
+      <w:r>
+        <w:rPr>
+          <w:i/>
+          <w:iCs/>
+        </w:rPr>
+        <w:t xml:space="preserve">41</w:t>
+      </w:r>
+      <w:r>
+        <w:t xml:space="preserve">, 1931–1940.</w:t>
       </w:r>
     </w:p>
     <w:sectPr>

--- a/kb/papers/b2o3_bo_lpsc16_methods_2026_10_20.docx
+++ b/kb/papers/b2o3_bo_lpsc16_methods_2026_10_20.docx
@@ -38,13 +38,22 @@
         <w:t xml:space="preserve">[5–7]</w:t>
       </w:r>
       <w:r>
-        <w:t xml:space="preserve"> The Brillouin zone was sampled with Γ-centered Monkhorst–Pack grids, and Marzari–Vanderbilt smearing of 0.01 Ry was applied.</w:t>
+        <w:t xml:space="preserve"> The Brillouin zone was sampled with Γ-centered Monkhorst–Pack grids,</w:t>
       </w:r>
       <w:r>
         <w:rPr>
           <w:vertAlign w:val="superscript"/>
         </w:rPr>
         <w:t xml:space="preserve">[8]</w:t>
+      </w:r>
+      <w:r>
+        <w:t xml:space="preserve"> and Marzari–Vanderbilt smearing of 0.01–0.02 Ry was applied.</w:t>
+      </w:r>
+      <w:r>
+        <w:rPr>
+          <w:vertAlign w:val="superscript"/>
+        </w:rPr>
+        <w:t xml:space="preserve">[9]</w:t>
       </w:r>
       <w:r>
         <w:t xml:space="preserve"> Ionic positions were relaxed until all force components fell below 10</w:t>
@@ -182,7 +191,7 @@
         <w:rPr>
           <w:vertAlign w:val="superscript"/>
         </w:rPr>
-        <w:t xml:space="preserve">[9]</w:t>
+        <w:t xml:space="preserve">[10]</w:t>
       </w:r>
       <w:r>
         <w:t xml:space="preserve"> the 45 distributions of S</w:t>
@@ -586,7 +595,7 @@
         <w:rPr>
           <w:vertAlign w:val="superscript"/>
         </w:rPr>
-        <w:t xml:space="preserve">[10]</w:t>
+        <w:t xml:space="preserve">[11]</w:t>
       </w:r>
       <w:r>
         <w:t xml:space="preserve"> and the ions were finally relaxed at </w:t>
@@ -629,7 +638,7 @@
         <w:rPr>
           <w:vertAlign w:val="superscript"/>
         </w:rPr>
-        <w:t xml:space="preserve">[9,11]</w:t>
+        <w:t xml:space="preserve">[10,12]</w:t>
       </w:r>
       <w:r>
         <w:t xml:space="preserve"> The </w:t>
@@ -1066,7 +1075,7 @@
         <w:rPr>
           <w:vertAlign w:val="superscript"/>
         </w:rPr>
-        <w:t xml:space="preserve">[12,13]</w:t>
+        <w:t xml:space="preserve">[13,14]</w:t>
       </w:r>
       <w:r>
         <w:t xml:space="preserve"> On a grid with ~0.25 Å spacing, the bond valence sum of a Li</w:t>
@@ -1390,7 +1399,7 @@
         <w:rPr>
           <w:vertAlign w:val="superscript"/>
         </w:rPr>
-        <w:t xml:space="preserve">[14]</w:t>
+        <w:t xml:space="preserve">[15]</w:t>
       </w:r>
       <w:r>
         <w:t xml:space="preserve"> and were broadened with a 0.05 eV Gaussian for display. Energies were referenced to the valence band maximum (VBM), which was taken from the Kohn–Sham eigenvalues of a fixed-occupation calculation. The electron localization function (ELF) was calculated from the SCF valence density,</w:t>
@@ -1399,7 +1408,7 @@
         <w:rPr>
           <w:vertAlign w:val="superscript"/>
         </w:rPr>
-        <w:t xml:space="preserve">[15]</w:t>
+        <w:t xml:space="preserve">[16]</w:t>
       </w:r>
       <w:r>
         <w:t xml:space="preserve"> and its value at the bond midpoint was averaged over all bonds of each type (bonds identified within 2.15, 1.9, 2.3, 2.9, and 2.95 Å for B–S, P–O, P–S, Li–S, and Li–Cl, respectively).</w:t>
@@ -1417,7 +1426,7 @@
         <w:rPr>
           <w:vertAlign w:val="superscript"/>
         </w:rPr>
-        <w:t xml:space="preserve">[16]</w:t>
+        <w:t xml:space="preserve">[17]</w:t>
       </w:r>
       <w:r>
         <w:t xml:space="preserve"> was performed with LOBSTER 5.1.1.</w:t>
@@ -1426,7 +1435,7 @@
         <w:rPr>
           <w:vertAlign w:val="superscript"/>
         </w:rPr>
-        <w:t xml:space="preserve">[17,18]</w:t>
+        <w:t xml:space="preserve">[18,19]</w:t>
       </w:r>
       <w:r>
         <w:t xml:space="preserve"> Because LOBSTER requires PAW wavefunctions, the SCF and non-self-consistent (no symmetry, 960 bands) calculations were repeated on the same structure with PAW datasets from PSlibrary,</w:t>
@@ -1820,27 +1829,27 @@
         <w:tab/>
       </w:r>
       <w:r>
-        <w:t xml:space="preserve">N. Marzari, D. Vanderbilt, A. De Vita, M. C. Payne, </w:t>
-      </w:r>
-      <w:r>
-        <w:rPr>
-          <w:i/>
-          <w:iCs/>
-        </w:rPr>
-        <w:t xml:space="preserve">Phys. Rev. Lett.</w:t>
-      </w:r>
-      <w:r>
-        <w:t xml:space="preserve"> 1999, </w:t>
-      </w:r>
-      <w:r>
-        <w:rPr>
-          <w:i/>
-          <w:iCs/>
-        </w:rPr>
-        <w:t xml:space="preserve">82</w:t>
-      </w:r>
-      <w:r>
-        <w:t xml:space="preserve">, 3296–3299.</w:t>
+        <w:t xml:space="preserve">H. J. Monkhorst, J. D. Pack, </w:t>
+      </w:r>
+      <w:r>
+        <w:rPr>
+          <w:i/>
+          <w:iCs/>
+        </w:rPr>
+        <w:t xml:space="preserve">Phys. Rev. B</w:t>
+      </w:r>
+      <w:r>
+        <w:t xml:space="preserve"> 1976, </w:t>
+      </w:r>
+      <w:r>
+        <w:rPr>
+          <w:i/>
+          <w:iCs/>
+        </w:rPr>
+        <w:t xml:space="preserve">13</w:t>
+      </w:r>
+      <w:r>
+        <w:t xml:space="preserve">, 5188–5192.</w:t>
       </w:r>
     </w:p>
     <w:p>
@@ -1858,17 +1867,27 @@
         <w:tab/>
       </w:r>
       <w:r>
-        <w:t xml:space="preserve">B. M. Wood, M. Dzamba, X. Fu, M. Gao, M. Shuaibi, L. Barroso-Luque, K. Abdelmaqsoud, V. Gharakhanyan, J. R. Kitchin, D. S. Levine, K. Michel, A. Sriram, T. Cohen, A. Das, A. Rizvi, S. J. Sahoo, Z. W. Ulissi, C. L. Zitnick, </w:t>
-      </w:r>
-      <w:r>
-        <w:rPr>
-          <w:i/>
-          <w:iCs/>
-        </w:rPr>
-        <w:t xml:space="preserve">arXiv</w:t>
-      </w:r>
-      <w:r>
-        <w:t xml:space="preserve"> 2025, arXiv:2506.23971.</w:t>
+        <w:t xml:space="preserve">N. Marzari, D. Vanderbilt, A. De Vita, M. C. Payne, </w:t>
+      </w:r>
+      <w:r>
+        <w:rPr>
+          <w:i/>
+          <w:iCs/>
+        </w:rPr>
+        <w:t xml:space="preserve">Phys. Rev. Lett.</w:t>
+      </w:r>
+      <w:r>
+        <w:t xml:space="preserve"> 1999, </w:t>
+      </w:r>
+      <w:r>
+        <w:rPr>
+          <w:i/>
+          <w:iCs/>
+        </w:rPr>
+        <w:t xml:space="preserve">82</w:t>
+      </w:r>
+      <w:r>
+        <w:t xml:space="preserve">, 3296–3299.</w:t>
       </w:r>
     </w:p>
     <w:p>
@@ -1886,27 +1905,17 @@
         <w:tab/>
       </w:r>
       <w:r>
-        <w:t xml:space="preserve">F. Birch, </w:t>
-      </w:r>
-      <w:r>
-        <w:rPr>
-          <w:i/>
-          <w:iCs/>
-        </w:rPr>
-        <w:t xml:space="preserve">Phys. Rev.</w:t>
-      </w:r>
-      <w:r>
-        <w:t xml:space="preserve"> 1947, </w:t>
-      </w:r>
-      <w:r>
-        <w:rPr>
-          <w:i/>
-          <w:iCs/>
-        </w:rPr>
-        <w:t xml:space="preserve">71</w:t>
-      </w:r>
-      <w:r>
-        <w:t xml:space="preserve">, 809–824.</w:t>
+        <w:t xml:space="preserve">B. M. Wood, M. Dzamba, X. Fu, M. Gao, M. Shuaibi, L. Barroso-Luque, K. Abdelmaqsoud, V. Gharakhanyan, J. R. Kitchin, D. S. Levine, K. Michel, A. Sriram, T. Cohen, A. Das, A. Rizvi, S. J. Sahoo, Z. W. Ulissi, C. L. Zitnick, </w:t>
+      </w:r>
+      <w:r>
+        <w:rPr>
+          <w:i/>
+          <w:iCs/>
+        </w:rPr>
+        <w:t xml:space="preserve">arXiv</w:t>
+      </w:r>
+      <w:r>
+        <w:t xml:space="preserve"> 2025, arXiv:2506.23971.</w:t>
       </w:r>
     </w:p>
     <w:p>
@@ -1924,27 +1933,27 @@
         <w:tab/>
       </w:r>
       <w:r>
-        <w:t xml:space="preserve">A. H. Larsen, J. J. Mortensen, J. Blomqvist, I. E. Castelli, R. Christensen, M. Dułak, J. Friis, M. N. Groves, B. Hammer, C. Hargus, E. D. Hermes, P. C. Jennings, P. B. Jensen, J. Kermode, J. R. Kitchin, E. L. Kolsbjerg, J. Kubal, K. Kaasbjerg, S. Lysgaard, J. B. Maronsson, T. Maxson, T. Olsen, L. Pastewka, A. Peterson, C. Rostgaard, J. Schiøtz, O. Schütt, M. Strange, K. S. Thygesen, T. Vegge, L. Vilhelmsen, M. Walter, Z. Zeng, K. W. Jacobsen, </w:t>
-      </w:r>
-      <w:r>
-        <w:rPr>
-          <w:i/>
-          <w:iCs/>
-        </w:rPr>
-        <w:t xml:space="preserve">J. Phys.: Condens. Matter</w:t>
-      </w:r>
-      <w:r>
-        <w:t xml:space="preserve"> 2017, </w:t>
-      </w:r>
-      <w:r>
-        <w:rPr>
-          <w:i/>
-          <w:iCs/>
-        </w:rPr>
-        <w:t xml:space="preserve">29</w:t>
-      </w:r>
-      <w:r>
-        <w:t xml:space="preserve">, 273002.</w:t>
+        <w:t xml:space="preserve">F. Birch, </w:t>
+      </w:r>
+      <w:r>
+        <w:rPr>
+          <w:i/>
+          <w:iCs/>
+        </w:rPr>
+        <w:t xml:space="preserve">Phys. Rev.</w:t>
+      </w:r>
+      <w:r>
+        <w:t xml:space="preserve"> 1947, </w:t>
+      </w:r>
+      <w:r>
+        <w:rPr>
+          <w:i/>
+          <w:iCs/>
+        </w:rPr>
+        <w:t xml:space="preserve">71</w:t>
+      </w:r>
+      <w:r>
+        <w:t xml:space="preserve">, 809–824.</w:t>
       </w:r>
     </w:p>
     <w:p>
@@ -1962,27 +1971,27 @@
         <w:tab/>
       </w:r>
       <w:r>
-        <w:t xml:space="preserve">R. P. Rao, S. Adams, </w:t>
-      </w:r>
-      <w:r>
-        <w:rPr>
-          <w:i/>
-          <w:iCs/>
-        </w:rPr>
-        <w:t xml:space="preserve">Phys. Status Solidi A</w:t>
-      </w:r>
-      <w:r>
-        <w:t xml:space="preserve"> 2011, </w:t>
-      </w:r>
-      <w:r>
-        <w:rPr>
-          <w:i/>
-          <w:iCs/>
-        </w:rPr>
-        <w:t xml:space="preserve">208</w:t>
-      </w:r>
-      <w:r>
-        <w:t xml:space="preserve">, 1804–1807.</w:t>
+        <w:t xml:space="preserve">A. H. Larsen, J. J. Mortensen, J. Blomqvist, I. E. Castelli, R. Christensen, M. Dułak, J. Friis, M. N. Groves, B. Hammer, C. Hargus, E. D. Hermes, P. C. Jennings, P. B. Jensen, J. Kermode, J. R. Kitchin, E. L. Kolsbjerg, J. Kubal, K. Kaasbjerg, S. Lysgaard, J. B. Maronsson, T. Maxson, T. Olsen, L. Pastewka, A. Peterson, C. Rostgaard, J. Schiøtz, O. Schütt, M. Strange, K. S. Thygesen, T. Vegge, L. Vilhelmsen, M. Walter, Z. Zeng, K. W. Jacobsen, </w:t>
+      </w:r>
+      <w:r>
+        <w:rPr>
+          <w:i/>
+          <w:iCs/>
+        </w:rPr>
+        <w:t xml:space="preserve">J. Phys.: Condens. Matter</w:t>
+      </w:r>
+      <w:r>
+        <w:t xml:space="preserve"> 2017, </w:t>
+      </w:r>
+      <w:r>
+        <w:rPr>
+          <w:i/>
+          <w:iCs/>
+        </w:rPr>
+        <w:t xml:space="preserve">29</w:t>
+      </w:r>
+      <w:r>
+        <w:t xml:space="preserve">, 273002.</w:t>
       </w:r>
     </w:p>
     <w:p>
@@ -2000,27 +2009,27 @@
         <w:tab/>
       </w:r>
       <w:r>
-        <w:t xml:space="preserve">H. Chen, S. Adams, </w:t>
-      </w:r>
-      <w:r>
-        <w:rPr>
-          <w:i/>
-          <w:iCs/>
-        </w:rPr>
-        <w:t xml:space="preserve">IUCrJ</w:t>
-      </w:r>
-      <w:r>
-        <w:t xml:space="preserve"> 2017, </w:t>
-      </w:r>
-      <w:r>
-        <w:rPr>
-          <w:i/>
-          <w:iCs/>
-        </w:rPr>
-        <w:t xml:space="preserve">4</w:t>
-      </w:r>
-      <w:r>
-        <w:t xml:space="preserve">, 614–625.</w:t>
+        <w:t xml:space="preserve">R. P. Rao, S. Adams, </w:t>
+      </w:r>
+      <w:r>
+        <w:rPr>
+          <w:i/>
+          <w:iCs/>
+        </w:rPr>
+        <w:t xml:space="preserve">Phys. Status Solidi A</w:t>
+      </w:r>
+      <w:r>
+        <w:t xml:space="preserve"> 2011, </w:t>
+      </w:r>
+      <w:r>
+        <w:rPr>
+          <w:i/>
+          <w:iCs/>
+        </w:rPr>
+        <w:t xml:space="preserve">208</w:t>
+      </w:r>
+      <w:r>
+        <w:t xml:space="preserve">, 1804–1807.</w:t>
       </w:r>
     </w:p>
     <w:p>
@@ -2038,27 +2047,27 @@
         <w:tab/>
       </w:r>
       <w:r>
-        <w:t xml:space="preserve">M. Kawamura, Y. Gohda, S. Tsuneyuki, </w:t>
-      </w:r>
-      <w:r>
-        <w:rPr>
-          <w:i/>
-          <w:iCs/>
-        </w:rPr>
-        <w:t xml:space="preserve">Phys. Rev. B</w:t>
-      </w:r>
-      <w:r>
-        <w:t xml:space="preserve"> 2014, </w:t>
-      </w:r>
-      <w:r>
-        <w:rPr>
-          <w:i/>
-          <w:iCs/>
-        </w:rPr>
-        <w:t xml:space="preserve">89</w:t>
-      </w:r>
-      <w:r>
-        <w:t xml:space="preserve">, 094515.</w:t>
+        <w:t xml:space="preserve">H. Chen, S. Adams, </w:t>
+      </w:r>
+      <w:r>
+        <w:rPr>
+          <w:i/>
+          <w:iCs/>
+        </w:rPr>
+        <w:t xml:space="preserve">IUCrJ</w:t>
+      </w:r>
+      <w:r>
+        <w:t xml:space="preserve"> 2017, </w:t>
+      </w:r>
+      <w:r>
+        <w:rPr>
+          <w:i/>
+          <w:iCs/>
+        </w:rPr>
+        <w:t xml:space="preserve">4</w:t>
+      </w:r>
+      <w:r>
+        <w:t xml:space="preserve">, 614–625.</w:t>
       </w:r>
     </w:p>
     <w:p>
@@ -2076,27 +2085,27 @@
         <w:tab/>
       </w:r>
       <w:r>
-        <w:t xml:space="preserve">A. D. Becke, K. E. Edgecombe, </w:t>
-      </w:r>
-      <w:r>
-        <w:rPr>
-          <w:i/>
-          <w:iCs/>
-        </w:rPr>
-        <w:t xml:space="preserve">J. Chem. Phys.</w:t>
-      </w:r>
-      <w:r>
-        <w:t xml:space="preserve"> 1990, </w:t>
-      </w:r>
-      <w:r>
-        <w:rPr>
-          <w:i/>
-          <w:iCs/>
-        </w:rPr>
-        <w:t xml:space="preserve">92</w:t>
-      </w:r>
-      <w:r>
-        <w:t xml:space="preserve">, 5397–5403.</w:t>
+        <w:t xml:space="preserve">M. Kawamura, Y. Gohda, S. Tsuneyuki, </w:t>
+      </w:r>
+      <w:r>
+        <w:rPr>
+          <w:i/>
+          <w:iCs/>
+        </w:rPr>
+        <w:t xml:space="preserve">Phys. Rev. B</w:t>
+      </w:r>
+      <w:r>
+        <w:t xml:space="preserve"> 2014, </w:t>
+      </w:r>
+      <w:r>
+        <w:rPr>
+          <w:i/>
+          <w:iCs/>
+        </w:rPr>
+        <w:t xml:space="preserve">89</w:t>
+      </w:r>
+      <w:r>
+        <w:t xml:space="preserve">, 094515.</w:t>
       </w:r>
     </w:p>
     <w:p>
@@ -2114,27 +2123,27 @@
         <w:tab/>
       </w:r>
       <w:r>
-        <w:t xml:space="preserve">R. Dronskowski, P. E. Blöchl, </w:t>
-      </w:r>
-      <w:r>
-        <w:rPr>
-          <w:i/>
-          <w:iCs/>
-        </w:rPr>
-        <w:t xml:space="preserve">J. Phys. Chem.</w:t>
-      </w:r>
-      <w:r>
-        <w:t xml:space="preserve"> 1993, </w:t>
-      </w:r>
-      <w:r>
-        <w:rPr>
-          <w:i/>
-          <w:iCs/>
-        </w:rPr>
-        <w:t xml:space="preserve">97</w:t>
-      </w:r>
-      <w:r>
-        <w:t xml:space="preserve">, 8617–8624.</w:t>
+        <w:t xml:space="preserve">A. D. Becke, K. E. Edgecombe, </w:t>
+      </w:r>
+      <w:r>
+        <w:rPr>
+          <w:i/>
+          <w:iCs/>
+        </w:rPr>
+        <w:t xml:space="preserve">J. Chem. Phys.</w:t>
+      </w:r>
+      <w:r>
+        <w:t xml:space="preserve"> 1990, </w:t>
+      </w:r>
+      <w:r>
+        <w:rPr>
+          <w:i/>
+          <w:iCs/>
+        </w:rPr>
+        <w:t xml:space="preserve">92</w:t>
+      </w:r>
+      <w:r>
+        <w:t xml:space="preserve">, 5397–5403.</w:t>
       </w:r>
     </w:p>
     <w:p>
@@ -2152,27 +2161,27 @@
         <w:tab/>
       </w:r>
       <w:r>
-        <w:t xml:space="preserve">S. Maintz, V. L. Deringer, A. L. Tchougréeff, R. Dronskowski, </w:t>
-      </w:r>
-      <w:r>
-        <w:rPr>
-          <w:i/>
-          <w:iCs/>
-        </w:rPr>
-        <w:t xml:space="preserve">J. Comput. Chem.</w:t>
-      </w:r>
-      <w:r>
-        <w:t xml:space="preserve"> 2016, </w:t>
-      </w:r>
-      <w:r>
-        <w:rPr>
-          <w:i/>
-          <w:iCs/>
-        </w:rPr>
-        <w:t xml:space="preserve">37</w:t>
-      </w:r>
-      <w:r>
-        <w:t xml:space="preserve">, 1030–1035.</w:t>
+        <w:t xml:space="preserve">R. Dronskowski, P. E. Blöchl, </w:t>
+      </w:r>
+      <w:r>
+        <w:rPr>
+          <w:i/>
+          <w:iCs/>
+        </w:rPr>
+        <w:t xml:space="preserve">J. Phys. Chem.</w:t>
+      </w:r>
+      <w:r>
+        <w:t xml:space="preserve"> 1993, </w:t>
+      </w:r>
+      <w:r>
+        <w:rPr>
+          <w:i/>
+          <w:iCs/>
+        </w:rPr>
+        <w:t xml:space="preserve">97</w:t>
+      </w:r>
+      <w:r>
+        <w:t xml:space="preserve">, 8617–8624.</w:t>
       </w:r>
     </w:p>
     <w:p>
@@ -2185,6 +2194,44 @@
       </w:pPr>
       <w:r>
         <w:t xml:space="preserve">18.</w:t>
+      </w:r>
+      <w:r>
+        <w:tab/>
+      </w:r>
+      <w:r>
+        <w:t xml:space="preserve">S. Maintz, V. L. Deringer, A. L. Tchougréeff, R. Dronskowski, </w:t>
+      </w:r>
+      <w:r>
+        <w:rPr>
+          <w:i/>
+          <w:iCs/>
+        </w:rPr>
+        <w:t xml:space="preserve">J. Comput. Chem.</w:t>
+      </w:r>
+      <w:r>
+        <w:t xml:space="preserve"> 2016, </w:t>
+      </w:r>
+      <w:r>
+        <w:rPr>
+          <w:i/>
+          <w:iCs/>
+        </w:rPr>
+        <w:t xml:space="preserve">37</w:t>
+      </w:r>
+      <w:r>
+        <w:t xml:space="preserve">, 1030–1035.</w:t>
+      </w:r>
+    </w:p>
+    <w:p>
+      <w:pPr>
+        <w:tabs>
+          <w:tab w:val="left" w:pos="480"/>
+        </w:tabs>
+        <w:spacing w:after="0" w:line="480" w:lineRule="auto"/>
+        <w:ind w:left="480" w:hanging="480"/>
+      </w:pPr>
+      <w:r>
+        <w:t xml:space="preserve">19.</w:t>
       </w:r>
       <w:r>
         <w:tab/>

--- a/kb/papers/b2o3_bo_lpsc16_methods_2026_10_20.docx
+++ b/kb/papers/b2o3_bo_lpsc16_methods_2026_10_20.docx
@@ -38,7 +38,17 @@
         <w:t xml:space="preserve">[5–7]</w:t>
       </w:r>
       <w:r>
-        <w:t xml:space="preserve"> The Brillouin zone was sampled with Γ-centered Monkhorst–Pack grids,</w:t>
+        <w:t xml:space="preserve"> The Brillouin zone was sampled with Γ-centered Monkhorst–Pack </w:t>
+      </w:r>
+      <w:r>
+        <w:rPr>
+          <w:i/>
+          <w:iCs/>
+        </w:rPr>
+        <w:t xml:space="preserve">k</w:t>
+      </w:r>
+      <w:r>
+        <w:t xml:space="preserve">-point grids (6 × 6 × 3, 2 × 2 × 1, and 3 × 3 × 1 for LPSC1.6, O-LPSC1.6, and BO-LPSC1.6, respectively),</w:t>
       </w:r>
       <w:r>
         <w:rPr>
@@ -47,7 +57,7 @@
         <w:t xml:space="preserve">[8]</w:t>
       </w:r>
       <w:r>
-        <w:t xml:space="preserve"> and Marzari–Vanderbilt smearing of 0.01–0.02 Ry was applied.</w:t>
+        <w:t xml:space="preserve"> and Marzari–Vanderbilt smearing of 0.01 Ry was applied (0.02 Ry for the structural relaxations of BO-LPSC1.6).</w:t>
       </w:r>
       <w:r>
         <w:rPr>

--- a/kb/papers/b2o3_bo_lpsc16_methods_2026_10_20.docx
+++ b/kb/papers/b2o3_bo_lpsc16_methods_2026_10_20.docx
@@ -48,7 +48,34 @@
         <w:t xml:space="preserve">k</w:t>
       </w:r>
       <w:r>
-        <w:t xml:space="preserve">-point grids (6 × 6 × 3, 2 × 2 × 1, and 3 × 3 × 1 for LPSC1.6, O-LPSC1.6, and BO-LPSC1.6, respectively),</w:t>
+        <w:t xml:space="preserve">-point grids (6 × 6 × 3, 2 × 2 × 1, and 3 × 3 × 1 for LPSC</w:t>
+      </w:r>
+      <w:r>
+        <w:rPr>
+          <w:vertAlign w:val="subscript"/>
+        </w:rPr>
+        <w:t xml:space="preserve">1.6</w:t>
+      </w:r>
+      <w:r>
+        <w:t xml:space="preserve">, O-LPSC</w:t>
+      </w:r>
+      <w:r>
+        <w:rPr>
+          <w:vertAlign w:val="subscript"/>
+        </w:rPr>
+        <w:t xml:space="preserve">1.6</w:t>
+      </w:r>
+      <w:r>
+        <w:t xml:space="preserve">, and BO-LPSC</w:t>
+      </w:r>
+      <w:r>
+        <w:rPr>
+          <w:vertAlign w:val="subscript"/>
+        </w:rPr>
+        <w:t xml:space="preserve">1.6</w:t>
+      </w:r>
+      <w:r>
+        <w:t xml:space="preserve">, respectively),</w:t>
       </w:r>
       <w:r>
         <w:rPr>
@@ -57,7 +84,16 @@
         <w:t xml:space="preserve">[8]</w:t>
       </w:r>
       <w:r>
-        <w:t xml:space="preserve"> and Marzari–Vanderbilt smearing of 0.01 Ry was applied (0.02 Ry for the structural relaxations of BO-LPSC1.6).</w:t>
+        <w:t xml:space="preserve"> and Marzari–Vanderbilt smearing of 0.01 Ry was applied (0.02 Ry for the structural relaxations of BO-LPSC</w:t>
+      </w:r>
+      <w:r>
+        <w:rPr>
+          <w:vertAlign w:val="subscript"/>
+        </w:rPr>
+        <w:t xml:space="preserve">1.6</w:t>
+      </w:r>
+      <w:r>
+        <w:t xml:space="preserve">).</w:t>
       </w:r>
       <w:r>
         <w:rPr>
@@ -102,7 +138,25 @@
         <w:t xml:space="preserve">−1</w:t>
       </w:r>
       <w:r>
-        <w:t xml:space="preserve"> for O-LPSC1.6), with a self-consistent field (SCF) convergence threshold of 10</w:t>
+        <w:t xml:space="preserve"> for O-LPSC</w:t>
+      </w:r>
+      <w:r>
+        <w:rPr>
+          <w:vertAlign w:val="subscript"/>
+        </w:rPr>
+        <w:t xml:space="preserve">1.6</w:t>
+      </w:r>
+      <w:r>
+        <w:t xml:space="preserve"> and BO-LPSC</w:t>
+      </w:r>
+      <w:r>
+        <w:rPr>
+          <w:vertAlign w:val="subscript"/>
+        </w:rPr>
+        <w:t xml:space="preserve">1.6</w:t>
+      </w:r>
+      <w:r>
+        <w:t xml:space="preserve">), with a self-consistent field (SCF) convergence threshold of 10</w:t>
       </w:r>
       <w:r>
         <w:rPr>
@@ -111,7 +165,7 @@
         <w:t xml:space="preserve">−8</w:t>
       </w:r>
       <w:r>
-        <w:t xml:space="preserve"> Ry.</w:t>
+        <w:t xml:space="preserve"> Ry or tighter.</w:t>
       </w:r>
     </w:p>
     <w:p>
@@ -120,7 +174,16 @@
         <w:ind w:firstLineChars="150" w:firstLine="360"/>
       </w:pPr>
       <w:r>
-        <w:t xml:space="preserve">Three structural models were constructed. LPSC1.6 was represented by a 62-atom supercell (Li</w:t>
+        <w:t xml:space="preserve">Three structural models were constructed. LPSC</w:t>
+      </w:r>
+      <w:r>
+        <w:rPr>
+          <w:vertAlign w:val="subscript"/>
+        </w:rPr>
+        <w:t xml:space="preserve">1.6</w:t>
+      </w:r>
+      <w:r>
+        <w:t xml:space="preserve"> was represented by a 62-atom supercell (Li</w:t>
       </w:r>
       <w:r>
         <w:rPr>
@@ -231,7 +294,16 @@
         <w:t xml:space="preserve">+</w:t>
       </w:r>
       <w:r>
-        <w:t xml:space="preserve"> arrangements were sampled for the lowest-energy anion distributions, and the lowest-energy configuration was annealed by UMA-based molecular dynamics (MD) at 500 K for 50 ps. O-LPSC1.6 (Li</w:t>
+        <w:t xml:space="preserve"> arrangements were sampled for the lowest-energy anion distributions, and the lowest-energy configuration was annealed by UMA-based molecular dynamics (MD) at 500 K for 50 ps. O-LPSC</w:t>
+      </w:r>
+      <w:r>
+        <w:rPr>
+          <w:vertAlign w:val="subscript"/>
+        </w:rPr>
+        <w:t xml:space="preserve">1.6</w:t>
+      </w:r>
+      <w:r>
+        <w:t xml:space="preserve"> (Li</w:t>
       </w:r>
       <w:r>
         <w:rPr>
@@ -339,7 +411,16 @@
         <w:t xml:space="preserve">4</w:t>
       </w:r>
       <w:r>
-        <w:t xml:space="preserve"> corners). BO-LPSC1.6 (Li</w:t>
+        <w:t xml:space="preserve"> corners). BO-LPSC</w:t>
+      </w:r>
+      <w:r>
+        <w:rPr>
+          <w:vertAlign w:val="subscript"/>
+        </w:rPr>
+        <w:t xml:space="preserve">1.6</w:t>
+      </w:r>
+      <w:r>
+        <w:t xml:space="preserve"> (Li</w:t>
       </w:r>
       <w:r>
         <w:rPr>
@@ -447,7 +528,16 @@
         <w:t xml:space="preserve">1.6</w:t>
       </w:r>
       <w:r>
-        <w:t xml:space="preserve">; 128 atoms) was built by doubling the LPSC1.6 cell along </w:t>
+        <w:t xml:space="preserve">; 128 atoms) was built by doubling the LPSC</w:t>
+      </w:r>
+      <w:r>
+        <w:rPr>
+          <w:vertAlign w:val="subscript"/>
+        </w:rPr>
+        <w:t xml:space="preserve">1.6</w:t>
+      </w:r>
+      <w:r>
+        <w:t xml:space="preserve"> cell along </w:t>
       </w:r>
       <w:r>
         <w:rPr>
@@ -567,7 +657,34 @@
         <w:ind w:firstLineChars="150" w:firstLine="360"/>
       </w:pPr>
       <w:r>
-        <w:t xml:space="preserve">For each model, the UMA-optimized cell was isotropically scaled to 0.96–1.06 (LPSC1.6, 11 volumes), 0.94–1.06 (O-LPSC1.6, 7 volumes), or 0.96–1.04 (BO-LPSC1.6, 5 volumes) of its volume, and the ionic positions were relaxed by DFT at each fixed cell. The energy–volume data were fitted to the third-order Birch–Murnaghan equation of state to obtain the equilibrium volume (</w:t>
+        <w:t xml:space="preserve">For each model, the UMA-optimized cell was isotropically scaled to 0.96–1.06 (LPSC</w:t>
+      </w:r>
+      <w:r>
+        <w:rPr>
+          <w:vertAlign w:val="subscript"/>
+        </w:rPr>
+        <w:t xml:space="preserve">1.6</w:t>
+      </w:r>
+      <w:r>
+        <w:t xml:space="preserve">, 11 volumes), 0.94–1.06 (O-LPSC</w:t>
+      </w:r>
+      <w:r>
+        <w:rPr>
+          <w:vertAlign w:val="subscript"/>
+        </w:rPr>
+        <w:t xml:space="preserve">1.6</w:t>
+      </w:r>
+      <w:r>
+        <w:t xml:space="preserve">, 7 volumes), or 0.96–1.04 (BO-LPSC</w:t>
+      </w:r>
+      <w:r>
+        <w:rPr>
+          <w:vertAlign w:val="subscript"/>
+        </w:rPr>
+        <w:t xml:space="preserve">1.6</w:t>
+      </w:r>
+      <w:r>
+        <w:t xml:space="preserve">, 5 volumes) of its volume, and the ionic positions were relaxed by DFT at each fixed cell. The energy–volume data were fitted to the third-order Birch–Murnaghan equation of state to obtain the equilibrium volume (</w:t>
       </w:r>
       <w:r>
         <w:rPr>
@@ -667,7 +784,34 @@
         <w:t xml:space="preserve">0</w:t>
       </w:r>
       <w:r>
-        <w:t xml:space="preserve"> cells (62, 62, and 128 atoms for LPSC1.6, O-LPSC1.6, and BO-LPSC1.6, respectively) were simulated in the </w:t>
+        <w:t xml:space="preserve"> cells (62, 62, and 128 atoms for LPSC</w:t>
+      </w:r>
+      <w:r>
+        <w:rPr>
+          <w:vertAlign w:val="subscript"/>
+        </w:rPr>
+        <w:t xml:space="preserve">1.6</w:t>
+      </w:r>
+      <w:r>
+        <w:t xml:space="preserve">, O-LPSC</w:t>
+      </w:r>
+      <w:r>
+        <w:rPr>
+          <w:vertAlign w:val="subscript"/>
+        </w:rPr>
+        <w:t xml:space="preserve">1.6</w:t>
+      </w:r>
+      <w:r>
+        <w:t xml:space="preserve">, and BO-LPSC</w:t>
+      </w:r>
+      <w:r>
+        <w:rPr>
+          <w:vertAlign w:val="subscript"/>
+        </w:rPr>
+        <w:t xml:space="preserve">1.6</w:t>
+      </w:r>
+      <w:r>
+        <w:t xml:space="preserve">, respectively) were simulated in the </w:t>
       </w:r>
       <w:r>
         <w:rPr>
@@ -677,7 +821,34 @@
         <w:t xml:space="preserve">NVT</w:t>
       </w:r>
       <w:r>
-        <w:t xml:space="preserve"> ensemble with a Langevin thermostat (time step 2 fs, friction 0.02 in ASE units) at 600, 800, and 1000 K, with 5 ps of equilibration followed by 200 ps of production. At each temperature, three (LPSC1.6 and BO-LPSC1.6) or four (O-LPSC1.6) independent runs with different random seeds were performed. The Li</w:t>
+        <w:t xml:space="preserve"> ensemble with a Langevin thermostat (time step 2 fs, friction 0.02 in ASE units) at 600, 800, and 1000 K, with 5 ps of equilibration followed by 200 ps of production. At each temperature, three (LPSC</w:t>
+      </w:r>
+      <w:r>
+        <w:rPr>
+          <w:vertAlign w:val="subscript"/>
+        </w:rPr>
+        <w:t xml:space="preserve">1.6</w:t>
+      </w:r>
+      <w:r>
+        <w:t xml:space="preserve"> and BO-LPSC</w:t>
+      </w:r>
+      <w:r>
+        <w:rPr>
+          <w:vertAlign w:val="subscript"/>
+        </w:rPr>
+        <w:t xml:space="preserve">1.6</w:t>
+      </w:r>
+      <w:r>
+        <w:t xml:space="preserve">) or four (O-LPSC</w:t>
+      </w:r>
+      <w:r>
+        <w:rPr>
+          <w:vertAlign w:val="subscript"/>
+        </w:rPr>
+        <w:t xml:space="preserve">1.6</w:t>
+      </w:r>
+      <w:r>
+        <w:t xml:space="preserve">) independent runs with different random seeds were performed. The Li</w:t>
       </w:r>
       <w:r>
         <w:rPr>
@@ -1151,7 +1322,7 @@
         <w:t xml:space="preserve">+</w:t>
       </w:r>
       <w:r>
-        <w:t xml:space="preserve">-accessible volume fraction was defined as the fraction of grid points within 0.5 (valence units)</w:t>
+        <w:t xml:space="preserve"> accessible volume fraction was defined as the fraction of grid points within 0.5 (valence units)</w:t>
       </w:r>
       <w:r>
         <w:rPr>
@@ -1403,7 +1574,16 @@
         <w:ind w:firstLineChars="150" w:firstLine="360"/>
       </w:pPr>
       <w:r>
-        <w:t xml:space="preserve">The density of states (DOS) and projected DOS (PDOS) of BO-LPSC1.6 were calculated non-self-consistently with the optimized tetrahedron method and projections onto atomic orbitals,</w:t>
+        <w:t xml:space="preserve">The density of states (DOS) and projected DOS (PDOS) of BO-LPSC</w:t>
+      </w:r>
+      <w:r>
+        <w:rPr>
+          <w:vertAlign w:val="subscript"/>
+        </w:rPr>
+        <w:t xml:space="preserve">1.6</w:t>
+      </w:r>
+      <w:r>
+        <w:t xml:space="preserve"> were calculated non-self-consistently with the optimized tetrahedron method and projections onto atomic orbitals,</w:t>
       </w:r>
       <w:r>
         <w:rPr>
@@ -1527,7 +1707,7 @@
         <w:t xml:space="preserve">p</w:t>
       </w:r>
       <w:r>
-        <w:t xml:space="preserve">), with a charge spilling of 1.19%. Integrated COHP (ICOHP) values up to the Fermi level were averaged over each bond type. Bond lengths were averaged over first-shell pairs in the </w:t>
+        <w:t xml:space="preserve">), with a charge spilling of 1.19%. Integrated COHP (ICOHP) values up to the Fermi energy were averaged over each bond type. Bond lengths were averaged over first-shell pairs in the </w:t>
       </w:r>
       <w:r>
         <w:rPr>

--- a/kb/papers/b2o3_bo_lpsc16_methods_2026_10_20.docx
+++ b/kb/papers/b2o3_bo_lpsc16_methods_2026_10_20.docx
@@ -108,6 +108,24 @@
         <w:rPr>
           <w:vertAlign w:val="superscript"/>
         </w:rPr>
+        <w:t xml:space="preserve">−3</w:t>
+      </w:r>
+      <w:r>
+        <w:t xml:space="preserve"> Ry bohr</w:t>
+      </w:r>
+      <w:r>
+        <w:rPr>
+          <w:vertAlign w:val="superscript"/>
+        </w:rPr>
+        <w:t xml:space="preserve">−1</w:t>
+      </w:r>
+      <w:r>
+        <w:t xml:space="preserve"> (10</w:t>
+      </w:r>
+      <w:r>
+        <w:rPr>
+          <w:vertAlign w:val="superscript"/>
+        </w:rPr>
         <w:t xml:space="preserve">−4</w:t>
       </w:r>
       <w:r>
@@ -120,34 +138,7 @@
         <w:t xml:space="preserve">−1</w:t>
       </w:r>
       <w:r>
-        <w:t xml:space="preserve"> (10</w:t>
-      </w:r>
-      <w:r>
-        <w:rPr>
-          <w:vertAlign w:val="superscript"/>
-        </w:rPr>
-        <w:t xml:space="preserve">−3</w:t>
-      </w:r>
-      <w:r>
-        <w:t xml:space="preserve"> Ry bohr</w:t>
-      </w:r>
-      <w:r>
-        <w:rPr>
-          <w:vertAlign w:val="superscript"/>
-        </w:rPr>
-        <w:t xml:space="preserve">−1</w:t>
-      </w:r>
-      <w:r>
-        <w:t xml:space="preserve"> for O-LPSC</w:t>
-      </w:r>
-      <w:r>
-        <w:rPr>
-          <w:vertAlign w:val="subscript"/>
-        </w:rPr>
-        <w:t xml:space="preserve">1.6</w:t>
-      </w:r>
-      <w:r>
-        <w:t xml:space="preserve"> and BO-LPSC</w:t>
+        <w:t xml:space="preserve"> for LPSC</w:t>
       </w:r>
       <w:r>
         <w:rPr>

--- a/kb/papers/b2o3_bo_lpsc16_methods_2026_10_20.docx
+++ b/kb/papers/b2o3_bo_lpsc16_methods_2026_10_20.docx
@@ -249,7 +249,7 @@
         <w:t xml:space="preserve">+</w:t>
       </w:r>
       <w:r>
-        <w:t xml:space="preserve"> disorder was sampled with the Universal Model for Atoms (UMA) machine-learning interatomic potential:</w:t>
+        <w:t xml:space="preserve"> disorder was sampled with the Universal Model for Atoms (UMA) machine-learning interatomic potential.</w:t>
       </w:r>
       <w:r>
         <w:rPr>
@@ -258,7 +258,7 @@
         <w:t xml:space="preserve">[10]</w:t>
       </w:r>
       <w:r>
-        <w:t xml:space="preserve"> the 45 distributions of S</w:t>
+        <w:t xml:space="preserve"> The 45 distributions of S</w:t>
       </w:r>
       <w:r>
         <w:rPr>

--- a/kb/papers/b2o3_bo_lpsc16_methods_2026_10_20.docx
+++ b/kb/papers/b2o3_bo_lpsc16_methods_2026_10_20.docx
@@ -174,7 +174,7 @@
         <w:t xml:space="preserve">1.6</w:t>
       </w:r>
       <w:r>
-        <w:t xml:space="preserve"> was represented by a 62-atom supercell (Li</w:t>
+        <w:t xml:space="preserve"> (Li</w:t>
       </w:r>
       <w:r>
         <w:rPr>
@@ -210,7 +210,34 @@
         <w:t xml:space="preserve">8</w:t>
       </w:r>
       <w:r>
-        <w:t xml:space="preserve">, five formula units) obtained by stacking the primitive argyrodite cell (</w:t>
+        <w:t xml:space="preserve">, i.e., Li</w:t>
+      </w:r>
+      <w:r>
+        <w:rPr>
+          <w:vertAlign w:val="subscript"/>
+        </w:rPr>
+        <w:t xml:space="preserve">5.4</w:t>
+      </w:r>
+      <w:r>
+        <w:t xml:space="preserve">PS</w:t>
+      </w:r>
+      <w:r>
+        <w:rPr>
+          <w:vertAlign w:val="subscript"/>
+        </w:rPr>
+        <w:t xml:space="preserve">4.4</w:t>
+      </w:r>
+      <w:r>
+        <w:t xml:space="preserve">Cl</w:t>
+      </w:r>
+      <w:r>
+        <w:rPr>
+          <w:vertAlign w:val="subscript"/>
+        </w:rPr>
+        <w:t xml:space="preserve">1.6</w:t>
+      </w:r>
+      <w:r>
+        <w:t xml:space="preserve">) was obtained by stacking five primitive argyrodite cells (</w:t>
       </w:r>
       <w:r>
         <w:rPr>
@@ -230,7 +257,7 @@
         <w:t xml:space="preserve">α</w:t>
       </w:r>
       <w:r>
-        <w:t xml:space="preserve"> = 60°) five times along the </w:t>
+        <w:t xml:space="preserve"> = 60°) along the </w:t>
       </w:r>
       <w:r>
         <w:rPr>
@@ -375,6 +402,15 @@
         <w:t xml:space="preserve">2−</w:t>
       </w:r>
       <w:r>
+        <w:t xml:space="preserve"> in LPSC</w:t>
+      </w:r>
+      <w:r>
+        <w:rPr>
+          <w:vertAlign w:val="subscript"/>
+        </w:rPr>
+        <w:t xml:space="preserve">1.6</w:t>
+      </w:r>
+      <w:r>
         <w:t xml:space="preserve"> with O</w:t>
       </w:r>
       <w:r>
@@ -519,7 +555,70 @@
         <w:t xml:space="preserve">1.6</w:t>
       </w:r>
       <w:r>
-        <w:t xml:space="preserve">; 128 atoms) was built by doubling the LPSC</w:t>
+        <w:t xml:space="preserve">) was obtained by placing one B</w:t>
+      </w:r>
+      <w:r>
+        <w:rPr>
+          <w:vertAlign w:val="subscript"/>
+        </w:rPr>
+        <w:t xml:space="preserve">2</w:t>
+      </w:r>
+      <w:r>
+        <w:t xml:space="preserve">O</w:t>
+      </w:r>
+      <w:r>
+        <w:rPr>
+          <w:vertAlign w:val="subscript"/>
+        </w:rPr>
+        <w:t xml:space="preserve">3</w:t>
+      </w:r>
+      <w:r>
+        <w:t xml:space="preserve"> unit (two B</w:t>
+      </w:r>
+      <w:r>
+        <w:rPr>
+          <w:vertAlign w:val="superscript"/>
+        </w:rPr>
+        <w:t xml:space="preserve">3+</w:t>
+      </w:r>
+      <w:r>
+        <w:t xml:space="preserve"> on P</w:t>
+      </w:r>
+      <w:r>
+        <w:rPr>
+          <w:vertAlign w:val="superscript"/>
+        </w:rPr>
+        <w:t xml:space="preserve">5+</w:t>
+      </w:r>
+      <w:r>
+        <w:t xml:space="preserve"> sites, three O</w:t>
+      </w:r>
+      <w:r>
+        <w:rPr>
+          <w:vertAlign w:val="superscript"/>
+        </w:rPr>
+        <w:t xml:space="preserve">2−</w:t>
+      </w:r>
+      <w:r>
+        <w:t xml:space="preserve"> on S</w:t>
+      </w:r>
+      <w:r>
+        <w:rPr>
+          <w:vertAlign w:val="superscript"/>
+        </w:rPr>
+        <w:t xml:space="preserve">2−</w:t>
+      </w:r>
+      <w:r>
+        <w:t xml:space="preserve"> sites, and four added Li</w:t>
+      </w:r>
+      <w:r>
+        <w:rPr>
+          <w:vertAlign w:val="superscript"/>
+        </w:rPr>
+        <w:t xml:space="preserve">+</w:t>
+      </w:r>
+      <w:r>
+        <w:t xml:space="preserve"> for charge balance) in a 1 × 1 × 2 LPSC</w:t>
       </w:r>
       <w:r>
         <w:rPr>
@@ -528,118 +627,7 @@
         <w:t xml:space="preserve">1.6</w:t>
       </w:r>
       <w:r>
-        <w:t xml:space="preserve"> cell along </w:t>
-      </w:r>
-      <w:r>
-        <w:rPr>
-          <w:i/>
-          <w:iCs/>
-        </w:rPr>
-        <w:t xml:space="preserve">c</w:t>
-      </w:r>
-      <w:r>
-        <w:t xml:space="preserve"> and introducing one B</w:t>
-      </w:r>
-      <w:r>
-        <w:rPr>
-          <w:vertAlign w:val="subscript"/>
-        </w:rPr>
-        <w:t xml:space="preserve">2</w:t>
-      </w:r>
-      <w:r>
-        <w:t xml:space="preserve">O</w:t>
-      </w:r>
-      <w:r>
-        <w:rPr>
-          <w:vertAlign w:val="subscript"/>
-        </w:rPr>
-        <w:t xml:space="preserve">3</w:t>
-      </w:r>
-      <w:r>
-        <w:t xml:space="preserve"> unit, with two B</w:t>
-      </w:r>
-      <w:r>
-        <w:rPr>
-          <w:vertAlign w:val="superscript"/>
-        </w:rPr>
-        <w:t xml:space="preserve">3+</w:t>
-      </w:r>
-      <w:r>
-        <w:t xml:space="preserve"> on P</w:t>
-      </w:r>
-      <w:r>
-        <w:rPr>
-          <w:vertAlign w:val="superscript"/>
-        </w:rPr>
-        <w:t xml:space="preserve">5+</w:t>
-      </w:r>
-      <w:r>
-        <w:t xml:space="preserve"> (4b) sites, three O</w:t>
-      </w:r>
-      <w:r>
-        <w:rPr>
-          <w:vertAlign w:val="superscript"/>
-        </w:rPr>
-        <w:t xml:space="preserve">2−</w:t>
-      </w:r>
-      <w:r>
-        <w:t xml:space="preserve"> on S</w:t>
-      </w:r>
-      <w:r>
-        <w:rPr>
-          <w:vertAlign w:val="superscript"/>
-        </w:rPr>
-        <w:t xml:space="preserve">2−</w:t>
-      </w:r>
-      <w:r>
-        <w:t xml:space="preserve"> sites, and four additional Li</w:t>
-      </w:r>
-      <w:r>
-        <w:rPr>
-          <w:vertAlign w:val="superscript"/>
-        </w:rPr>
-        <w:t xml:space="preserve">+</w:t>
-      </w:r>
-      <w:r>
-        <w:t xml:space="preserve"> for charge compensation; its dopant configurations were pre-screened by Ewald electrostatic energy and relaxed with UMA. Because one B</w:t>
-      </w:r>
-      <w:r>
-        <w:rPr>
-          <w:vertAlign w:val="subscript"/>
-        </w:rPr>
-        <w:t xml:space="preserve">2</w:t>
-      </w:r>
-      <w:r>
-        <w:t xml:space="preserve">O</w:t>
-      </w:r>
-      <w:r>
-        <w:rPr>
-          <w:vertAlign w:val="subscript"/>
-        </w:rPr>
-        <w:t xml:space="preserve">3</w:t>
-      </w:r>
-      <w:r>
-        <w:t xml:space="preserve"> unit is the smallest substitution this cell can accommodate, the model corresponds to </w:t>
-      </w:r>
-      <w:r>
-        <w:rPr>
-          <w:i/>
-          <w:iCs/>
-        </w:rPr>
-        <w:t xml:space="preserve">x</w:t>
-      </w:r>
-      <w:r>
-        <w:t xml:space="preserve"> = 0.2, which is higher than the experimental </w:t>
-      </w:r>
-      <w:r>
-        <w:rPr>
-          <w:i/>
-          <w:iCs/>
-        </w:rPr>
-        <w:t xml:space="preserve">x</w:t>
-      </w:r>
-      <w:r>
-        <w:t xml:space="preserve"> = 0.03.</w:t>
+        <w:t xml:space="preserve"> supercell; the configuration was selected by Ewald pre-screening and UMA relaxation, with the O site confirmed by DFT. Both doped models thus contain the smallest dopant amount each cell allows, more than the experimental samples (0.2 vs 0.045 O and 0.2 vs 0.03 B per formula unit).</w:t>
       </w:r>
     </w:p>
     <w:p>

--- a/kb/papers/b2o3_bo_lpsc16_methods_2026_10_20.docx
+++ b/kb/papers/b2o3_bo_lpsc16_methods_2026_10_20.docx
@@ -276,7 +276,7 @@
         <w:t xml:space="preserve">+</w:t>
       </w:r>
       <w:r>
-        <w:t xml:space="preserve"> disorder was sampled with the Universal Model for Atoms (UMA) machine-learning interatomic potential.</w:t>
+        <w:t xml:space="preserve"> disorder was sampled with the Universal Model for Atoms (UMA) machine-learning interatomic potential (UMA-s-1p1, OMat task).</w:t>
       </w:r>
       <w:r>
         <w:rPr>
@@ -738,13 +738,13 @@
         <w:t xml:space="preserve">+</w:t>
       </w:r>
       <w:r>
-        <w:t xml:space="preserve"> transport was simulated by MD with the UMA-s-1p1 model (OMat task) in the Atomic Simulation Environment (ASE).</w:t>
-      </w:r>
-      <w:r>
-        <w:rPr>
-          <w:vertAlign w:val="superscript"/>
-        </w:rPr>
-        <w:t xml:space="preserve">[10,12]</w:t>
+        <w:t xml:space="preserve"> transport was simulated by UMA-based MD in the Atomic Simulation Environment (ASE).</w:t>
+      </w:r>
+      <w:r>
+        <w:rPr>
+          <w:vertAlign w:val="superscript"/>
+        </w:rPr>
+        <w:t xml:space="preserve">[12]</w:t>
       </w:r>
       <w:r>
         <w:t xml:space="preserve"> The </w:t>
@@ -790,7 +790,7 @@
         <w:t xml:space="preserve">1.6</w:t>
       </w:r>
       <w:r>
-        <w:t xml:space="preserve">, respectively) were simulated in the </w:t>
+        <w:t xml:space="preserve">, respectively) were run in the </w:t>
       </w:r>
       <w:r>
         <w:rPr>

--- a/kb/papers/b2o3_bo_lpsc16_methods_2026_10_20.docx
+++ b/kb/papers/b2o3_bo_lpsc16_methods_2026_10_20.docx
@@ -738,7 +738,7 @@
         <w:t xml:space="preserve">+</w:t>
       </w:r>
       <w:r>
-        <w:t xml:space="preserve"> transport was simulated by UMA-based MD in the Atomic Simulation Environment (ASE).</w:t>
+        <w:t xml:space="preserve"> transport was simulated by UMA-based MD in the Atomic Simulation Environment (ASE)</w:t>
       </w:r>
       <w:r>
         <w:rPr>
@@ -747,50 +747,7 @@
         <w:t xml:space="preserve">[12]</w:t>
       </w:r>
       <w:r>
-        <w:t xml:space="preserve"> The </w:t>
-      </w:r>
-      <w:r>
-        <w:rPr>
-          <w:i/>
-          <w:iCs/>
-        </w:rPr>
-        <w:t xml:space="preserve">V</w:t>
-      </w:r>
-      <w:r>
-        <w:rPr>
-          <w:vertAlign w:val="subscript"/>
-        </w:rPr>
-        <w:t xml:space="preserve">0</w:t>
-      </w:r>
-      <w:r>
-        <w:t xml:space="preserve"> cells (62, 62, and 128 atoms for LPSC</w:t>
-      </w:r>
-      <w:r>
-        <w:rPr>
-          <w:vertAlign w:val="subscript"/>
-        </w:rPr>
-        <w:t xml:space="preserve">1.6</w:t>
-      </w:r>
-      <w:r>
-        <w:t xml:space="preserve">, O-LPSC</w:t>
-      </w:r>
-      <w:r>
-        <w:rPr>
-          <w:vertAlign w:val="subscript"/>
-        </w:rPr>
-        <w:t xml:space="preserve">1.6</w:t>
-      </w:r>
-      <w:r>
-        <w:t xml:space="preserve">, and BO-LPSC</w:t>
-      </w:r>
-      <w:r>
-        <w:rPr>
-          <w:vertAlign w:val="subscript"/>
-        </w:rPr>
-        <w:t xml:space="preserve">1.6</w:t>
-      </w:r>
-      <w:r>
-        <w:t xml:space="preserve">, respectively) were run in the </w:t>
+        <w:t xml:space="preserve"> in the </w:t>
       </w:r>
       <w:r>
         <w:rPr>

--- a/kb/papers/b2o3_bo_lpsc16_methods_2026_10_20.docx
+++ b/kb/papers/b2o3_bo_lpsc16_methods_2026_10_20.docx
@@ -757,34 +757,7 @@
         <w:t xml:space="preserve">NVT</w:t>
       </w:r>
       <w:r>
-        <w:t xml:space="preserve"> ensemble with a Langevin thermostat (time step 2 fs, friction 0.02 in ASE units) at 600, 800, and 1000 K, with 5 ps of equilibration followed by 200 ps of production. At each temperature, three (LPSC</w:t>
-      </w:r>
-      <w:r>
-        <w:rPr>
-          <w:vertAlign w:val="subscript"/>
-        </w:rPr>
-        <w:t xml:space="preserve">1.6</w:t>
-      </w:r>
-      <w:r>
-        <w:t xml:space="preserve"> and BO-LPSC</w:t>
-      </w:r>
-      <w:r>
-        <w:rPr>
-          <w:vertAlign w:val="subscript"/>
-        </w:rPr>
-        <w:t xml:space="preserve">1.6</w:t>
-      </w:r>
-      <w:r>
-        <w:t xml:space="preserve">) or four (O-LPSC</w:t>
-      </w:r>
-      <w:r>
-        <w:rPr>
-          <w:vertAlign w:val="subscript"/>
-        </w:rPr>
-        <w:t xml:space="preserve">1.6</w:t>
-      </w:r>
-      <w:r>
-        <w:t xml:space="preserve">) independent runs with different random seeds were performed. The Li</w:t>
+        <w:t xml:space="preserve"> ensemble with a Langevin thermostat (time step 2 fs, friction 0.02 in ASE units) at 600, 800, and 1000 K, with 5 ps of equilibration followed by 200 ps of production. For each model and temperature, at least three independent runs with different random seeds were performed. The Li</w:t>
       </w:r>
       <w:r>
         <w:rPr>

--- a/kb/papers/b2o3_bo_lpsc16_methods_2026_10_20.docx
+++ b/kb/papers/b2o3_bo_lpsc16_methods_2026_10_20.docx
@@ -766,7 +766,7 @@
         <w:t xml:space="preserve">+</w:t>
       </w:r>
       <w:r>
-        <w:t xml:space="preserve"> diffusion coefficient (</w:t>
+        <w:t xml:space="preserve"> tracer diffusion coefficient (</w:t>
       </w:r>
       <w:r>
         <w:rPr>
@@ -776,17 +776,86 @@
         <w:t xml:space="preserve">D</w:t>
       </w:r>
       <w:r>
-        <w:t xml:space="preserve">) was obtained from a linear fit of the mean square displacement (MSD), MSD = 6</w:t>
-      </w:r>
-      <w:r>
-        <w:rPr>
-          <w:i/>
-          <w:iCs/>
-        </w:rPr>
-        <w:t xml:space="preserve">Dt</w:t>
-      </w:r>
-      <w:r>
-        <w:t xml:space="preserve"> + </w:t>
+        <w:t xml:space="preserve">) was obtained by fitting Eq. (1) to the mean square displacement (MSD) over 2 ≤ </w:t>
+      </w:r>
+      <w:r>
+        <w:rPr>
+          <w:i/>
+          <w:iCs/>
+        </w:rPr>
+        <w:t xml:space="preserve">t</w:t>
+      </w:r>
+      <w:r>
+        <w:t xml:space="preserve"> ≤ 50 ps, where </w:t>
+      </w:r>
+      <w:r>
+        <w:rPr>
+          <w:i/>
+          <w:iCs/>
+        </w:rPr>
+        <w:t xml:space="preserve">N</w:t>
+      </w:r>
+      <w:r>
+        <w:t xml:space="preserve"> is the number of Li</w:t>
+      </w:r>
+      <w:r>
+        <w:rPr>
+          <w:vertAlign w:val="superscript"/>
+        </w:rPr>
+        <w:t xml:space="preserve">+</w:t>
+      </w:r>
+      <w:r>
+        <w:t xml:space="preserve"> ions, </w:t>
+      </w:r>
+      <w:r>
+        <w:rPr>
+          <w:b/>
+          <w:bCs/>
+          <w:i/>
+          <w:iCs/>
+        </w:rPr>
+        <w:t xml:space="preserve">r</w:t>
+      </w:r>
+      <w:r>
+        <w:rPr>
+          <w:i/>
+          <w:iCs/>
+          <w:vertAlign w:val="subscript"/>
+        </w:rPr>
+        <w:t xml:space="preserve">i</w:t>
+      </w:r>
+      <w:r>
+        <w:t xml:space="preserve">(</w:t>
+      </w:r>
+      <w:r>
+        <w:rPr>
+          <w:i/>
+          <w:iCs/>
+        </w:rPr>
+        <w:t xml:space="preserve">t</w:t>
+      </w:r>
+      <w:r>
+        <w:t xml:space="preserve">) is the unwrapped position of ion </w:t>
+      </w:r>
+      <w:r>
+        <w:rPr>
+          <w:i/>
+          <w:iCs/>
+        </w:rPr>
+        <w:t xml:space="preserve">i</w:t>
+      </w:r>
+      <w:r>
+        <w:t xml:space="preserve"> at time </w:t>
+      </w:r>
+      <w:r>
+        <w:rPr>
+          <w:i/>
+          <w:iCs/>
+        </w:rPr>
+        <w:t xml:space="preserve">t</w:t>
+      </w:r>
+      <w:r>
+        <w:t xml:space="preserve"> after the start of production, and </w:t>
       </w:r>
       <w:r>
         <w:rPr>
@@ -796,17 +865,7 @@
         <w:t xml:space="preserve">c</w:t>
       </w:r>
       <w:r>
-        <w:t xml:space="preserve">, over 2–50 ps with a free intercept </w:t>
-      </w:r>
-      <w:r>
-        <w:rPr>
-          <w:i/>
-          <w:iCs/>
-        </w:rPr>
-        <w:t xml:space="preserve">c</w:t>
-      </w:r>
-      <w:r>
-        <w:t xml:space="preserve">. The activation energy (</w:t>
+        <w:t xml:space="preserve"> is a free intercept. The activation energy (</w:t>
       </w:r>
       <w:r>
         <w:rPr>
@@ -822,7 +881,7 @@
         <w:t xml:space="preserve">a</w:t>
       </w:r>
       <w:r>
-        <w:t xml:space="preserve">) was obtained by fitting Eq. (1) to </w:t>
+        <w:t xml:space="preserve">) was obtained by fitting Eq. (2) to </w:t>
       </w:r>
       <w:r>
         <w:rPr>
@@ -842,7 +901,7 @@
         <w:t xml:space="preserve">σ</w:t>
       </w:r>
       <w:r>
-        <w:t xml:space="preserve">) was estimated from Eq. (2) with a Haven ratio of 1 and </w:t>
+        <w:t xml:space="preserve">) was estimated from Eq. (3) with a Haven ratio of 1 and </w:t>
       </w:r>
       <w:r>
         <w:rPr>
@@ -852,7 +911,7 @@
         <w:t xml:space="preserve">D</w:t>
       </w:r>
       <w:r>
-        <w:t xml:space="preserve"> extrapolated to 273 K by Eq. (1), where </w:t>
+        <w:t xml:space="preserve"> extrapolated to 273 K by Eq. (2), where </w:t>
       </w:r>
       <w:r>
         <w:rPr>
@@ -891,6 +950,257 @@
       </w:r>
       <w:r>
         <w:t xml:space="preserve"> charge.</w:t>
+      </w:r>
+    </w:p>
+    <w:p>
+      <w:pPr>
+        <w:tabs>
+          <w:tab w:val="center" w:pos="4513"/>
+          <w:tab w:val="right" w:pos="9026"/>
+        </w:tabs>
+        <w:spacing w:after="0" w:line="480" w:lineRule="auto"/>
+      </w:pPr>
+      <w:r>
+        <w:tab/>
+      </w:r>
+      <m:oMath>
+        <m:r>
+          <m:rPr>
+            <m:sty m:val="p"/>
+          </m:rPr>
+          <w:rPr>
+            <w:rFonts w:ascii="Cambria Math" w:hAnsi="Cambria Math"/>
+          </w:rPr>
+          <m:t xml:space="preserve">MSD</m:t>
+        </m:r>
+        <m:d>
+          <m:e>
+            <m:r>
+              <w:rPr>
+                <w:rFonts w:ascii="Cambria Math" w:hAnsi="Cambria Math"/>
+              </w:rPr>
+              <m:t xml:space="preserve">t</m:t>
+            </m:r>
+          </m:e>
+        </m:d>
+        <m:r>
+          <m:rPr>
+            <m:sty m:val="p"/>
+          </m:rPr>
+          <w:rPr>
+            <w:rFonts w:ascii="Cambria Math" w:hAnsi="Cambria Math"/>
+          </w:rPr>
+          <m:t xml:space="preserve">=</m:t>
+        </m:r>
+        <m:f>
+          <m:num>
+            <m:r>
+              <m:rPr>
+                <m:sty m:val="p"/>
+              </m:rPr>
+              <w:rPr>
+                <w:rFonts w:ascii="Cambria Math" w:hAnsi="Cambria Math"/>
+              </w:rPr>
+              <m:t xml:space="preserve">1</m:t>
+            </m:r>
+          </m:num>
+          <m:den>
+            <m:r>
+              <w:rPr>
+                <w:rFonts w:ascii="Cambria Math" w:hAnsi="Cambria Math"/>
+              </w:rPr>
+              <m:t xml:space="preserve">N</m:t>
+            </m:r>
+          </m:den>
+        </m:f>
+        <m:nary>
+          <m:naryPr>
+            <m:chr m:val="∑"/>
+            <m:limLoc m:val="undOvr"/>
+          </m:naryPr>
+          <m:sub>
+            <m:r>
+              <w:rPr>
+                <w:rFonts w:ascii="Cambria Math" w:hAnsi="Cambria Math"/>
+              </w:rPr>
+              <m:t xml:space="preserve">i</m:t>
+            </m:r>
+            <m:r>
+              <m:rPr>
+                <m:sty m:val="p"/>
+              </m:rPr>
+              <w:rPr>
+                <w:rFonts w:ascii="Cambria Math" w:hAnsi="Cambria Math"/>
+              </w:rPr>
+              <m:t xml:space="preserve">=</m:t>
+            </m:r>
+            <m:r>
+              <m:rPr>
+                <m:sty m:val="p"/>
+              </m:rPr>
+              <w:rPr>
+                <w:rFonts w:ascii="Cambria Math" w:hAnsi="Cambria Math"/>
+              </w:rPr>
+              <m:t xml:space="preserve">1</m:t>
+            </m:r>
+          </m:sub>
+          <m:sup>
+            <m:r>
+              <w:rPr>
+                <w:rFonts w:ascii="Cambria Math" w:hAnsi="Cambria Math"/>
+              </w:rPr>
+              <m:t xml:space="preserve">N</m:t>
+            </m:r>
+          </m:sup>
+          <m:e>
+            <m:sSup>
+              <m:e>
+                <m:d>
+                  <m:dPr>
+                    <m:begChr m:val="|"/>
+                    <m:endChr m:val="|"/>
+                  </m:dPr>
+                  <m:e>
+                    <m:sSub>
+                      <m:e>
+                        <m:r>
+                          <m:rPr>
+                            <m:sty m:val="bi"/>
+                          </m:rPr>
+                          <w:rPr>
+                            <w:rFonts w:ascii="Cambria Math" w:hAnsi="Cambria Math"/>
+                          </w:rPr>
+                          <m:t xml:space="preserve">r</m:t>
+                        </m:r>
+                      </m:e>
+                      <m:sub>
+                        <m:r>
+                          <w:rPr>
+                            <w:rFonts w:ascii="Cambria Math" w:hAnsi="Cambria Math"/>
+                          </w:rPr>
+                          <m:t xml:space="preserve">i</m:t>
+                        </m:r>
+                      </m:sub>
+                    </m:sSub>
+                    <m:d>
+                      <m:e>
+                        <m:r>
+                          <w:rPr>
+                            <w:rFonts w:ascii="Cambria Math" w:hAnsi="Cambria Math"/>
+                          </w:rPr>
+                          <m:t xml:space="preserve">t</m:t>
+                        </m:r>
+                      </m:e>
+                    </m:d>
+                    <m:r>
+                      <m:rPr>
+                        <m:sty m:val="p"/>
+                      </m:rPr>
+                      <w:rPr>
+                        <w:rFonts w:ascii="Cambria Math" w:hAnsi="Cambria Math"/>
+                      </w:rPr>
+                      <m:t xml:space="preserve">−</m:t>
+                    </m:r>
+                    <m:sSub>
+                      <m:e>
+                        <m:r>
+                          <m:rPr>
+                            <m:sty m:val="bi"/>
+                          </m:rPr>
+                          <w:rPr>
+                            <w:rFonts w:ascii="Cambria Math" w:hAnsi="Cambria Math"/>
+                          </w:rPr>
+                          <m:t xml:space="preserve">r</m:t>
+                        </m:r>
+                      </m:e>
+                      <m:sub>
+                        <m:r>
+                          <w:rPr>
+                            <w:rFonts w:ascii="Cambria Math" w:hAnsi="Cambria Math"/>
+                          </w:rPr>
+                          <m:t xml:space="preserve">i</m:t>
+                        </m:r>
+                      </m:sub>
+                    </m:sSub>
+                    <m:d>
+                      <m:e>
+                        <m:r>
+                          <m:rPr>
+                            <m:sty m:val="p"/>
+                          </m:rPr>
+                          <w:rPr>
+                            <w:rFonts w:ascii="Cambria Math" w:hAnsi="Cambria Math"/>
+                          </w:rPr>
+                          <m:t xml:space="preserve">0</m:t>
+                        </m:r>
+                      </m:e>
+                    </m:d>
+                  </m:e>
+                </m:d>
+              </m:e>
+              <m:sup>
+                <m:r>
+                  <m:rPr>
+                    <m:sty m:val="p"/>
+                  </m:rPr>
+                  <w:rPr>
+                    <w:rFonts w:ascii="Cambria Math" w:hAnsi="Cambria Math"/>
+                  </w:rPr>
+                  <m:t xml:space="preserve">2</m:t>
+                </m:r>
+              </m:sup>
+            </m:sSup>
+          </m:e>
+        </m:nary>
+        <m:r>
+          <m:rPr>
+            <m:sty m:val="p"/>
+          </m:rPr>
+          <w:rPr>
+            <w:rFonts w:ascii="Cambria Math" w:hAnsi="Cambria Math"/>
+          </w:rPr>
+          <m:t xml:space="preserve">≈</m:t>
+        </m:r>
+        <m:r>
+          <m:rPr>
+            <m:sty m:val="p"/>
+          </m:rPr>
+          <w:rPr>
+            <w:rFonts w:ascii="Cambria Math" w:hAnsi="Cambria Math"/>
+          </w:rPr>
+          <m:t xml:space="preserve">6</m:t>
+        </m:r>
+        <m:r>
+          <w:rPr>
+            <w:rFonts w:ascii="Cambria Math" w:hAnsi="Cambria Math"/>
+          </w:rPr>
+          <m:t xml:space="preserve">D</m:t>
+        </m:r>
+        <m:r>
+          <w:rPr>
+            <w:rFonts w:ascii="Cambria Math" w:hAnsi="Cambria Math"/>
+          </w:rPr>
+          <m:t xml:space="preserve">t</m:t>
+        </m:r>
+        <m:r>
+          <m:rPr>
+            <m:sty m:val="p"/>
+          </m:rPr>
+          <w:rPr>
+            <w:rFonts w:ascii="Cambria Math" w:hAnsi="Cambria Math"/>
+          </w:rPr>
+          <m:t xml:space="preserve">+</m:t>
+        </m:r>
+        <m:r>
+          <w:rPr>
+            <w:rFonts w:ascii="Cambria Math" w:hAnsi="Cambria Math"/>
+          </w:rPr>
+          <m:t xml:space="preserve">c</m:t>
+        </m:r>
+      </m:oMath>
+      <w:r>
+        <w:tab/>
+        <w:t xml:space="preserve">(1)</w:t>
       </w:r>
     </w:p>
     <w:p>
@@ -1026,7 +1336,7 @@
       </m:oMath>
       <w:r>
         <w:tab/>
-        <w:t xml:space="preserve">(1)</w:t>
+        <w:t xml:space="preserve">(2)</w:t>
       </w:r>
     </w:p>
     <w:p>
@@ -1125,7 +1435,7 @@
       </m:oMath>
       <w:r>
         <w:tab/>
-        <w:t xml:space="preserve">(2)</w:t>
+        <w:t xml:space="preserve">(3)</w:t>
       </w:r>
     </w:p>
     <w:p>
@@ -1203,7 +1513,7 @@
         <w:t xml:space="preserve">b</w:t>
       </w:r>
       <w:r>
-        <w:t xml:space="preserve"> = 0.37 Å), and the site energy was approximated by Eq. (3), where </w:t>
+        <w:t xml:space="preserve"> = 0.37 Å), and the site energy was approximated by Eq. (4), where </w:t>
       </w:r>
       <w:r>
         <w:rPr>
@@ -1474,7 +1784,7 @@
       </m:oMath>
       <w:r>
         <w:tab/>
-        <w:t xml:space="preserve">(3)</w:t>
+        <w:t xml:space="preserve">(4)</w:t>
       </w:r>
     </w:p>
     <w:p>

--- a/kb/papers/b2o3_bo_lpsc16_methods_2026_10_20.docx
+++ b/kb/papers/b2o3_bo_lpsc16_methods_2026_10_20.docx
@@ -881,7 +881,7 @@
         <w:t xml:space="preserve">a</w:t>
       </w:r>
       <w:r>
-        <w:t xml:space="preserve">) was obtained by fitting Eq. (2) to </w:t>
+        <w:t xml:space="preserve">) was obtained by fitting Eq. (2) to the run-averaged </w:t>
       </w:r>
       <w:r>
         <w:rPr>
@@ -891,7 +891,7 @@
         <w:t xml:space="preserve">D</w:t>
       </w:r>
       <w:r>
-        <w:t xml:space="preserve"> at the three temperatures, and the ionic conductivity (</w:t>
+        <w:t xml:space="preserve"> at the three temperatures. The ionic conductivity (</w:t>
       </w:r>
       <w:r>
         <w:rPr>
@@ -901,7 +901,7 @@
         <w:t xml:space="preserve">σ</w:t>
       </w:r>
       <w:r>
-        <w:t xml:space="preserve">) was estimated from Eq. (3) with a Haven ratio of 1 and </w:t>
+        <w:t xml:space="preserve">) was estimated from Eq. (3) with a Haven ratio of 1, using </w:t>
       </w:r>
       <w:r>
         <w:rPr>
@@ -918,6 +918,48 @@
           <w:i/>
           <w:iCs/>
         </w:rPr>
+        <w:t xml:space="preserve">D</w:t>
+      </w:r>
+      <w:r>
+        <w:rPr>
+          <w:vertAlign w:val="subscript"/>
+        </w:rPr>
+        <w:t xml:space="preserve">0</w:t>
+      </w:r>
+      <w:r>
+        <w:t xml:space="preserve"> is the pre-exponential factor, </w:t>
+      </w:r>
+      <w:r>
+        <w:rPr>
+          <w:i/>
+          <w:iCs/>
+        </w:rPr>
+        <w:t xml:space="preserve">k</w:t>
+      </w:r>
+      <w:r>
+        <w:rPr>
+          <w:vertAlign w:val="subscript"/>
+        </w:rPr>
+        <w:t xml:space="preserve">B</w:t>
+      </w:r>
+      <w:r>
+        <w:t xml:space="preserve"> is the Boltzmann constant, </w:t>
+      </w:r>
+      <w:r>
+        <w:rPr>
+          <w:i/>
+          <w:iCs/>
+        </w:rPr>
+        <w:t xml:space="preserve">T</w:t>
+      </w:r>
+      <w:r>
+        <w:t xml:space="preserve"> is the temperature, </w:t>
+      </w:r>
+      <w:r>
+        <w:rPr>
+          <w:i/>
+          <w:iCs/>
+        </w:rPr>
         <w:t xml:space="preserve">n</w:t>
       </w:r>
       <w:r>
@@ -930,7 +972,7 @@
         <w:t xml:space="preserve">+</w:t>
       </w:r>
       <w:r>
-        <w:t xml:space="preserve"> number density and </w:t>
+        <w:t xml:space="preserve"> number density, and </w:t>
       </w:r>
       <w:r>
         <w:rPr>

--- a/kb/papers/b2o3_bo_lpsc16_methods_2026_10_20.docx
+++ b/kb/papers/b2o3_bo_lpsc16_methods_2026_10_20.docx
@@ -1495,7 +1495,7 @@
         <w:t xml:space="preserve">+</w:t>
       </w:r>
       <w:r>
-        <w:t xml:space="preserve"> migration pathways were mapped with the bond valence site energy (BVSE) approach on the </w:t>
+        <w:t xml:space="preserve"> migration pathways were mapped on the </w:t>
       </w:r>
       <w:r>
         <w:rPr>
@@ -1511,13 +1511,13 @@
         <w:t xml:space="preserve">0</w:t>
       </w:r>
       <w:r>
-        <w:t xml:space="preserve"> structures.</w:t>
+        <w:t xml:space="preserve"> structures with a simplified bond valence site energy (BVSE) approach.</w:t>
       </w:r>
       <w:r>
         <w:rPr>
           <w:vertAlign w:val="superscript"/>
         </w:rPr>
-        <w:t xml:space="preserve">[13,14]</w:t>
+        <w:t xml:space="preserve">[13]</w:t>
       </w:r>
       <w:r>
         <w:t xml:space="preserve"> On a grid with ~0.25 Å spacing, the bond valence sum of a Li</w:t>
@@ -1529,7 +1529,7 @@
         <w:t xml:space="preserve">+</w:t>
       </w:r>
       <w:r>
-        <w:t xml:space="preserve"> probe was computed over all anions within 5 Å using the softBV parameters (</w:t>
+        <w:t xml:space="preserve"> probe was computed over all anions within 5 Å (</w:t>
       </w:r>
       <w:r>
         <w:rPr>
@@ -1850,16 +1850,16 @@
         <w:rPr>
           <w:vertAlign w:val="superscript"/>
         </w:rPr>
+        <w:t xml:space="preserve">[14]</w:t>
+      </w:r>
+      <w:r>
+        <w:t xml:space="preserve"> and were broadened with a 0.05 eV Gaussian for display. Energies were referenced to the valence band maximum (VBM), which was taken from the Kohn–Sham eigenvalues of a fixed-occupation calculation. The electron localization function (ELF) was calculated from the SCF valence density,</w:t>
+      </w:r>
+      <w:r>
+        <w:rPr>
+          <w:vertAlign w:val="superscript"/>
+        </w:rPr>
         <w:t xml:space="preserve">[15]</w:t>
-      </w:r>
-      <w:r>
-        <w:t xml:space="preserve"> and were broadened with a 0.05 eV Gaussian for display. Energies were referenced to the valence band maximum (VBM), which was taken from the Kohn–Sham eigenvalues of a fixed-occupation calculation. The electron localization function (ELF) was calculated from the SCF valence density,</w:t>
-      </w:r>
-      <w:r>
-        <w:rPr>
-          <w:vertAlign w:val="superscript"/>
-        </w:rPr>
-        <w:t xml:space="preserve">[16]</w:t>
       </w:r>
       <w:r>
         <w:t xml:space="preserve"> and its value at the bond midpoint was averaged over all bonds of each type (bonds identified within 2.15, 1.9, 2.3, 2.9, and 2.95 Å for B–S, P–O, P–S, Li–S, and Li–Cl, respectively).</w:t>
@@ -1877,7 +1877,7 @@
         <w:rPr>
           <w:vertAlign w:val="superscript"/>
         </w:rPr>
-        <w:t xml:space="preserve">[17]</w:t>
+        <w:t xml:space="preserve">[16]</w:t>
       </w:r>
       <w:r>
         <w:t xml:space="preserve"> was performed with LOBSTER 5.1.1.</w:t>
@@ -1886,7 +1886,7 @@
         <w:rPr>
           <w:vertAlign w:val="superscript"/>
         </w:rPr>
-        <w:t xml:space="preserve">[18,19]</w:t>
+        <w:t xml:space="preserve">[17,18]</w:t>
       </w:r>
       <w:r>
         <w:t xml:space="preserve"> Because LOBSTER requires PAW wavefunctions, the SCF and non-self-consistent (no symmetry, 960 bands) calculations were repeated on the same structure with PAW datasets from PSlibrary,</w:t>
@@ -2498,27 +2498,27 @@
         <w:tab/>
       </w:r>
       <w:r>
-        <w:t xml:space="preserve">H. Chen, S. Adams, </w:t>
-      </w:r>
-      <w:r>
-        <w:rPr>
-          <w:i/>
-          <w:iCs/>
-        </w:rPr>
-        <w:t xml:space="preserve">IUCrJ</w:t>
-      </w:r>
-      <w:r>
-        <w:t xml:space="preserve"> 2017, </w:t>
-      </w:r>
-      <w:r>
-        <w:rPr>
-          <w:i/>
-          <w:iCs/>
-        </w:rPr>
-        <w:t xml:space="preserve">4</w:t>
-      </w:r>
-      <w:r>
-        <w:t xml:space="preserve">, 614–625.</w:t>
+        <w:t xml:space="preserve">M. Kawamura, Y. Gohda, S. Tsuneyuki, </w:t>
+      </w:r>
+      <w:r>
+        <w:rPr>
+          <w:i/>
+          <w:iCs/>
+        </w:rPr>
+        <w:t xml:space="preserve">Phys. Rev. B</w:t>
+      </w:r>
+      <w:r>
+        <w:t xml:space="preserve"> 2014, </w:t>
+      </w:r>
+      <w:r>
+        <w:rPr>
+          <w:i/>
+          <w:iCs/>
+        </w:rPr>
+        <w:t xml:space="preserve">89</w:t>
+      </w:r>
+      <w:r>
+        <w:t xml:space="preserve">, 094515.</w:t>
       </w:r>
     </w:p>
     <w:p>
@@ -2536,27 +2536,27 @@
         <w:tab/>
       </w:r>
       <w:r>
-        <w:t xml:space="preserve">M. Kawamura, Y. Gohda, S. Tsuneyuki, </w:t>
-      </w:r>
-      <w:r>
-        <w:rPr>
-          <w:i/>
-          <w:iCs/>
-        </w:rPr>
-        <w:t xml:space="preserve">Phys. Rev. B</w:t>
-      </w:r>
-      <w:r>
-        <w:t xml:space="preserve"> 2014, </w:t>
-      </w:r>
-      <w:r>
-        <w:rPr>
-          <w:i/>
-          <w:iCs/>
-        </w:rPr>
-        <w:t xml:space="preserve">89</w:t>
-      </w:r>
-      <w:r>
-        <w:t xml:space="preserve">, 094515.</w:t>
+        <w:t xml:space="preserve">A. D. Becke, K. E. Edgecombe, </w:t>
+      </w:r>
+      <w:r>
+        <w:rPr>
+          <w:i/>
+          <w:iCs/>
+        </w:rPr>
+        <w:t xml:space="preserve">J. Chem. Phys.</w:t>
+      </w:r>
+      <w:r>
+        <w:t xml:space="preserve"> 1990, </w:t>
+      </w:r>
+      <w:r>
+        <w:rPr>
+          <w:i/>
+          <w:iCs/>
+        </w:rPr>
+        <w:t xml:space="preserve">92</w:t>
+      </w:r>
+      <w:r>
+        <w:t xml:space="preserve">, 5397–5403.</w:t>
       </w:r>
     </w:p>
     <w:p>
@@ -2574,27 +2574,27 @@
         <w:tab/>
       </w:r>
       <w:r>
-        <w:t xml:space="preserve">A. D. Becke, K. E. Edgecombe, </w:t>
-      </w:r>
-      <w:r>
-        <w:rPr>
-          <w:i/>
-          <w:iCs/>
-        </w:rPr>
-        <w:t xml:space="preserve">J. Chem. Phys.</w:t>
-      </w:r>
-      <w:r>
-        <w:t xml:space="preserve"> 1990, </w:t>
-      </w:r>
-      <w:r>
-        <w:rPr>
-          <w:i/>
-          <w:iCs/>
-        </w:rPr>
-        <w:t xml:space="preserve">92</w:t>
-      </w:r>
-      <w:r>
-        <w:t xml:space="preserve">, 5397–5403.</w:t>
+        <w:t xml:space="preserve">R. Dronskowski, P. E. Blöchl, </w:t>
+      </w:r>
+      <w:r>
+        <w:rPr>
+          <w:i/>
+          <w:iCs/>
+        </w:rPr>
+        <w:t xml:space="preserve">J. Phys. Chem.</w:t>
+      </w:r>
+      <w:r>
+        <w:t xml:space="preserve"> 1993, </w:t>
+      </w:r>
+      <w:r>
+        <w:rPr>
+          <w:i/>
+          <w:iCs/>
+        </w:rPr>
+        <w:t xml:space="preserve">97</w:t>
+      </w:r>
+      <w:r>
+        <w:t xml:space="preserve">, 8617–8624.</w:t>
       </w:r>
     </w:p>
     <w:p>
@@ -2612,27 +2612,27 @@
         <w:tab/>
       </w:r>
       <w:r>
-        <w:t xml:space="preserve">R. Dronskowski, P. E. Blöchl, </w:t>
-      </w:r>
-      <w:r>
-        <w:rPr>
-          <w:i/>
-          <w:iCs/>
-        </w:rPr>
-        <w:t xml:space="preserve">J. Phys. Chem.</w:t>
-      </w:r>
-      <w:r>
-        <w:t xml:space="preserve"> 1993, </w:t>
-      </w:r>
-      <w:r>
-        <w:rPr>
-          <w:i/>
-          <w:iCs/>
-        </w:rPr>
-        <w:t xml:space="preserve">97</w:t>
-      </w:r>
-      <w:r>
-        <w:t xml:space="preserve">, 8617–8624.</w:t>
+        <w:t xml:space="preserve">S. Maintz, V. L. Deringer, A. L. Tchougréeff, R. Dronskowski, </w:t>
+      </w:r>
+      <w:r>
+        <w:rPr>
+          <w:i/>
+          <w:iCs/>
+        </w:rPr>
+        <w:t xml:space="preserve">J. Comput. Chem.</w:t>
+      </w:r>
+      <w:r>
+        <w:t xml:space="preserve"> 2016, </w:t>
+      </w:r>
+      <w:r>
+        <w:rPr>
+          <w:i/>
+          <w:iCs/>
+        </w:rPr>
+        <w:t xml:space="preserve">37</w:t>
+      </w:r>
+      <w:r>
+        <w:t xml:space="preserve">, 1030–1035.</w:t>
       </w:r>
     </w:p>
     <w:p>
@@ -2645,44 +2645,6 @@
       </w:pPr>
       <w:r>
         <w:t xml:space="preserve">18.</w:t>
-      </w:r>
-      <w:r>
-        <w:tab/>
-      </w:r>
-      <w:r>
-        <w:t xml:space="preserve">S. Maintz, V. L. Deringer, A. L. Tchougréeff, R. Dronskowski, </w:t>
-      </w:r>
-      <w:r>
-        <w:rPr>
-          <w:i/>
-          <w:iCs/>
-        </w:rPr>
-        <w:t xml:space="preserve">J. Comput. Chem.</w:t>
-      </w:r>
-      <w:r>
-        <w:t xml:space="preserve"> 2016, </w:t>
-      </w:r>
-      <w:r>
-        <w:rPr>
-          <w:i/>
-          <w:iCs/>
-        </w:rPr>
-        <w:t xml:space="preserve">37</w:t>
-      </w:r>
-      <w:r>
-        <w:t xml:space="preserve">, 1030–1035.</w:t>
-      </w:r>
-    </w:p>
-    <w:p>
-      <w:pPr>
-        <w:tabs>
-          <w:tab w:val="left" w:pos="480"/>
-        </w:tabs>
-        <w:spacing w:after="0" w:line="480" w:lineRule="auto"/>
-        <w:ind w:left="480" w:hanging="480"/>
-      </w:pPr>
-      <w:r>
-        <w:t xml:space="preserve">19.</w:t>
       </w:r>
       <w:r>
         <w:tab/>
